--- a/referencias/SRS.docx
+++ b/referencias/SRS.docx
@@ -305,7 +305,7 @@
         <w:rPr>
           <w:rFonts w:eastAsia="Arial" w:cs="Arial"/>
         </w:rPr>
-        <w:t>27 de octubre de 2026</w:t>
+        <w:t xml:space="preserve">30 de octubre de 2026</w:t>
       </w:r>
     </w:p>
     <w:p>
@@ -684,7 +684,7 @@
               <w:ind w:firstLine="0"/>
             </w:pPr>
             <w:r>
-              <w:t>Vigente</w:t>
+              <w:t xml:space="preserve">Reemplazada</w:t>
             </w:r>
           </w:p>
         </w:tc>
@@ -698,6 +698,63 @@
             </w:pPr>
             <w:r>
               <w:t>Ajustes a reportes, reglas, dependencias y aceptación.</w:t>
+            </w:r>
+          </w:p>
+        </w:tc>
+      </w:tr>
+      <w:tr>
+        <w:trPr>
+          <w:cantSplit/>
+        </w:trPr>
+        <w:tc>
+          <w:tcPr>
+            <w:tcW w:w="1152" w:type="dxa"/>
+          </w:tcPr>
+          <w:p>
+            <w:pPr>
+              <w:ind w:firstLine="0"/>
+            </w:pPr>
+            <w:r>
+              <w:t xml:space="preserve">1.5</w:t>
+            </w:r>
+          </w:p>
+        </w:tc>
+        <w:tc>
+          <w:tcPr>
+            <w:tcW w:w="1656" w:type="dxa"/>
+          </w:tcPr>
+          <w:p>
+            <w:pPr>
+              <w:ind w:firstLine="0"/>
+            </w:pPr>
+            <w:r>
+              <w:t xml:space="preserve">30/10/2026</w:t>
+            </w:r>
+          </w:p>
+        </w:tc>
+        <w:tc>
+          <w:tcPr>
+            <w:tcW w:w="1872" w:type="dxa"/>
+          </w:tcPr>
+          <w:p>
+            <w:pPr>
+              <w:ind w:firstLine="0"/>
+            </w:pPr>
+            <w:r>
+              <w:t xml:space="preserve">Vigente</w:t>
+            </w:r>
+          </w:p>
+        </w:tc>
+        <w:tc>
+          <w:tcPr>
+            <w:tcW w:w="4680" w:type="dxa"/>
+          </w:tcPr>
+          <w:p>
+            <w:pPr>
+              <w:ind w:firstLine="0"/>
+            </w:pPr>
+            <w:r>
+              <w:t xml:space="preserve">Alineación con el aplicativo: precio de venta guardado en detalle_facturas (migración 001), ventas por cobrar con registro de pago (Pendiente a Pagado), cancelación de facturas Pendiente, exclusión de facturas canceladas en los reportes de ventas, fecha de registro no futura y sección Sobre nosotros (RF-14 y RF-15). Se agregan la arquitectura del sistema (2.5), los requisitos de seguridad y de verificación automatizada (RNF-07 y RNF-08), la actualización de bases existentes (3.5.5) y se revisan tecnologías, restricciones, dependencias y criterios de aceptación.</w:t>
             </w:r>
           </w:p>
         </w:tc>
@@ -765,7 +822,7 @@
         </w:rPr>
         <w:t>Resumen ejecutivo</w:t>
         <w:tab/>
-        <w:t>5</w:t>
+        <w:t>7</w:t>
       </w:r>
     </w:p>
     <w:p>
@@ -788,7 +845,7 @@
         </w:rPr>
         <w:t>1 Introducción</w:t>
         <w:tab/>
-        <w:t>6</w:t>
+        <w:t>8</w:t>
       </w:r>
     </w:p>
     <w:p>
@@ -811,7 +868,7 @@
         </w:rPr>
         <w:t>1.1 Planteamiento del problema</w:t>
         <w:tab/>
-        <w:t>6</w:t>
+        <w:t>8</w:t>
       </w:r>
     </w:p>
     <w:p>
@@ -834,7 +891,7 @@
         </w:rPr>
         <w:t>1.2 Propósito</w:t>
         <w:tab/>
-        <w:t>6</w:t>
+        <w:t>8</w:t>
       </w:r>
     </w:p>
     <w:p>
@@ -857,7 +914,7 @@
         </w:rPr>
         <w:t>1.3 Justificación del proyecto</w:t>
         <w:tab/>
-        <w:t>6</w:t>
+        <w:t>8</w:t>
       </w:r>
     </w:p>
     <w:p>
@@ -880,7 +937,7 @@
         </w:rPr>
         <w:t>1.4 Objetivo general</w:t>
         <w:tab/>
-        <w:t>6</w:t>
+        <w:t>8</w:t>
       </w:r>
     </w:p>
     <w:p>
@@ -903,7 +960,7 @@
         </w:rPr>
         <w:t>1.4.1 Objetivos específicos</w:t>
         <w:tab/>
-        <w:t>7</w:t>
+        <w:t>9</w:t>
       </w:r>
     </w:p>
     <w:p>
@@ -926,7 +983,7 @@
         </w:rPr>
         <w:t>1.5 Alcance del proyecto</w:t>
         <w:tab/>
-        <w:t>7</w:t>
+        <w:t>9</w:t>
       </w:r>
     </w:p>
     <w:p>
@@ -949,7 +1006,7 @@
         </w:rPr>
         <w:t>1.6 Personal involucrado</w:t>
         <w:tab/>
-        <w:t>8</w:t>
+        <w:t>11</w:t>
       </w:r>
     </w:p>
     <w:p>
@@ -972,7 +1029,7 @@
         </w:rPr>
         <w:t>1.7 Definiciones acrónimos y abreviaturas</w:t>
         <w:tab/>
-        <w:t>9</w:t>
+        <w:t>12</w:t>
       </w:r>
     </w:p>
     <w:p>
@@ -995,7 +1052,7 @@
         </w:rPr>
         <w:t>1.7.1 Definiciones</w:t>
         <w:tab/>
-        <w:t>9</w:t>
+        <w:t>12</w:t>
       </w:r>
     </w:p>
     <w:p>
@@ -1018,7 +1075,7 @@
         </w:rPr>
         <w:t>1.7.2 Acrónimos</w:t>
         <w:tab/>
-        <w:t>11</w:t>
+        <w:t>13</w:t>
       </w:r>
     </w:p>
     <w:p>
@@ -1041,7 +1098,7 @@
         </w:rPr>
         <w:t>1.7.3 Abreviaturas</w:t>
         <w:tab/>
-        <w:t>11</w:t>
+        <w:t>14</w:t>
       </w:r>
     </w:p>
     <w:p>
@@ -1064,7 +1121,7 @@
         </w:rPr>
         <w:t>1.8 Referencias</w:t>
         <w:tab/>
-        <w:t>11</w:t>
+        <w:t>14</w:t>
       </w:r>
     </w:p>
     <w:p>
@@ -1087,7 +1144,7 @@
         </w:rPr>
         <w:t>1.9 Resumen</w:t>
         <w:tab/>
-        <w:t>11</w:t>
+        <w:t>14</w:t>
       </w:r>
     </w:p>
     <w:p>
@@ -1110,7 +1167,7 @@
         </w:rPr>
         <w:t>1.10 Fuentes primarias de información</w:t>
         <w:tab/>
-        <w:t>12</w:t>
+        <w:t>15</w:t>
       </w:r>
     </w:p>
     <w:p>
@@ -1133,7 +1190,7 @@
         </w:rPr>
         <w:t>2 Descripción general</w:t>
         <w:tab/>
-        <w:t>13</w:t>
+        <w:t>16</w:t>
       </w:r>
     </w:p>
     <w:p>
@@ -1156,7 +1213,7 @@
         </w:rPr>
         <w:t>2.1 Perspectiva del producto</w:t>
         <w:tab/>
-        <w:t>13</w:t>
+        <w:t>16</w:t>
       </w:r>
     </w:p>
     <w:p>
@@ -1179,7 +1236,7 @@
         </w:rPr>
         <w:t>2.2 Características de los usuarios</w:t>
         <w:tab/>
-        <w:t>13</w:t>
+        <w:t>17</w:t>
       </w:r>
     </w:p>
     <w:p>
@@ -1202,7 +1259,7 @@
         </w:rPr>
         <w:t>2.3 Restricciones</w:t>
         <w:tab/>
-        <w:t>14</w:t>
+        <w:t>17</w:t>
       </w:r>
     </w:p>
     <w:p>
@@ -1225,7 +1282,7 @@
         </w:rPr>
         <w:t>2.4 Suposiciones y dependencias</w:t>
         <w:tab/>
-        <w:t>15</w:t>
+        <w:t>18</w:t>
       </w:r>
     </w:p>
     <w:p>
@@ -1248,7 +1305,7 @@
         </w:rPr>
         <w:t>2.4.1 Suposiciones</w:t>
         <w:tab/>
-        <w:t>15</w:t>
+        <w:t>18</w:t>
       </w:r>
     </w:p>
     <w:p>
@@ -1271,7 +1328,145 @@
         </w:rPr>
         <w:t>2.4.2 Dependencias</w:t>
         <w:tab/>
-        <w:t>15</w:t>
+        <w:t>19</w:t>
+      </w:r>
+    </w:p>
+    <w:p>
+      <w:pPr>
+        <w:pStyle w:val="TDC2"/>
+        <w:tabs>
+          <w:tab w:val="right" w:leader="dot" w:pos="9350"/>
+        </w:tabs>
+        <w:spacing w:after="0"/>
+        <w:rPr>
+          <w:rFonts w:cs="Arial"/>
+          <w:noProof/>
+          <w:lang w:val="es-ES" w:eastAsia="es-ES"/>
+        </w:rPr>
+      </w:pPr>
+      <w:r>
+        <w:rPr>
+          <w:color w:val="000000"/>
+          <w:u w:val="none"/>
+        </w:rPr>
+        <w:t>2.5 Arquitectura del sistema</w:t>
+        <w:tab/>
+        <w:t>19</w:t>
+      </w:r>
+    </w:p>
+    <w:p>
+      <w:pPr>
+        <w:pStyle w:val="TDC3"/>
+        <w:tabs>
+          <w:tab w:val="right" w:leader="dot" w:pos="9350"/>
+        </w:tabs>
+        <w:spacing w:after="0"/>
+        <w:rPr>
+          <w:rFonts w:cs="Arial"/>
+          <w:noProof/>
+          <w:lang w:val="es-ES" w:eastAsia="es-ES"/>
+        </w:rPr>
+      </w:pPr>
+      <w:r>
+        <w:rPr>
+          <w:color w:val="000000"/>
+          <w:u w:val="none"/>
+        </w:rPr>
+        <w:t>2.5.1 Capas del aplicativo</w:t>
+        <w:tab/>
+        <w:t>20</w:t>
+      </w:r>
+    </w:p>
+    <w:p>
+      <w:pPr>
+        <w:pStyle w:val="TDC3"/>
+        <w:tabs>
+          <w:tab w:val="right" w:leader="dot" w:pos="9350"/>
+        </w:tabs>
+        <w:spacing w:after="0"/>
+        <w:rPr>
+          <w:rFonts w:cs="Arial"/>
+          <w:noProof/>
+          <w:lang w:val="es-ES" w:eastAsia="es-ES"/>
+        </w:rPr>
+      </w:pPr>
+      <w:r>
+        <w:rPr>
+          <w:color w:val="000000"/>
+          <w:u w:val="none"/>
+        </w:rPr>
+        <w:t>2.5.2 Estructura del repositorio</w:t>
+        <w:tab/>
+        <w:t>21</w:t>
+      </w:r>
+    </w:p>
+    <w:p>
+      <w:pPr>
+        <w:pStyle w:val="TDC3"/>
+        <w:tabs>
+          <w:tab w:val="right" w:leader="dot" w:pos="9350"/>
+        </w:tabs>
+        <w:spacing w:after="0"/>
+        <w:rPr>
+          <w:rFonts w:cs="Arial"/>
+          <w:noProof/>
+          <w:lang w:val="es-ES" w:eastAsia="es-ES"/>
+        </w:rPr>
+      </w:pPr>
+      <w:r>
+        <w:rPr>
+          <w:color w:val="000000"/>
+          <w:u w:val="none"/>
+        </w:rPr>
+        <w:t>2.5.3 Flujo de una operación</w:t>
+        <w:tab/>
+        <w:t>22</w:t>
+      </w:r>
+    </w:p>
+    <w:p>
+      <w:pPr>
+        <w:pStyle w:val="TDC3"/>
+        <w:tabs>
+          <w:tab w:val="right" w:leader="dot" w:pos="9350"/>
+        </w:tabs>
+        <w:spacing w:after="0"/>
+        <w:rPr>
+          <w:rFonts w:cs="Arial"/>
+          <w:noProof/>
+          <w:lang w:val="es-ES" w:eastAsia="es-ES"/>
+        </w:rPr>
+      </w:pPr>
+      <w:r>
+        <w:rPr>
+          <w:color w:val="000000"/>
+          <w:u w:val="none"/>
+        </w:rPr>
+        <w:t>2.5.4 Despliegue y configuración</w:t>
+        <w:tab/>
+        <w:t>22</w:t>
+      </w:r>
+    </w:p>
+    <w:p>
+      <w:pPr>
+        <w:pStyle w:val="TDC3"/>
+        <w:tabs>
+          <w:tab w:val="right" w:leader="dot" w:pos="9350"/>
+        </w:tabs>
+        <w:spacing w:after="0"/>
+        <w:rPr>
+          <w:rFonts w:cs="Arial"/>
+          <w:noProof/>
+          <w:lang w:val="es-ES" w:eastAsia="es-ES"/>
+        </w:rPr>
+      </w:pPr>
+      <w:r>
+        <w:rPr>
+          <w:color w:val="000000"/>
+          <w:u w:val="none"/>
+        </w:rPr>
+        <w:t>2.5.5 Verificación automatizada</w:t>
+        <w:tab/>
+        <w:t>23</w:t>
       </w:r>
     </w:p>
     <w:p>
@@ -1294,7 +1489,7 @@
         </w:rPr>
         <w:t>3 Requisitos específicos</w:t>
         <w:tab/>
-        <w:t>16</w:t>
+        <w:t>24</w:t>
       </w:r>
     </w:p>
     <w:p>
@@ -1317,7 +1512,7 @@
         </w:rPr>
         <w:t>3.1 Requisitos comunes de las interfaces</w:t>
         <w:tab/>
-        <w:t>16</w:t>
+        <w:t>24</w:t>
       </w:r>
     </w:p>
     <w:p>
@@ -1340,7 +1535,7 @@
         </w:rPr>
         <w:t>3.1.1 Interfaz de usuario</w:t>
         <w:tab/>
-        <w:t>16</w:t>
+        <w:t>24</w:t>
       </w:r>
     </w:p>
     <w:p>
@@ -1363,7 +1558,7 @@
         </w:rPr>
         <w:t>3.1.2 Interfaz de hardware</w:t>
         <w:tab/>
-        <w:t>16</w:t>
+        <w:t>24</w:t>
       </w:r>
     </w:p>
     <w:p>
@@ -1386,7 +1581,7 @@
         </w:rPr>
         <w:t>3.1.3 Interfaz de software</w:t>
         <w:tab/>
-        <w:t>16</w:t>
+        <w:t>24</w:t>
       </w:r>
     </w:p>
     <w:p>
@@ -1409,7 +1604,7 @@
         </w:rPr>
         <w:t>3.1.4 Interfaz de comunicación</w:t>
         <w:tab/>
-        <w:t>17</w:t>
+        <w:t>25</w:t>
       </w:r>
     </w:p>
     <w:p>
@@ -1432,7 +1627,7 @@
         </w:rPr>
         <w:t>3.2 Historias de usuario</w:t>
         <w:tab/>
-        <w:t>17</w:t>
+        <w:t>25</w:t>
       </w:r>
     </w:p>
     <w:p>
@@ -1455,7 +1650,7 @@
         </w:rPr>
         <w:t>3.2.1 Gestión de clientes</w:t>
         <w:tab/>
-        <w:t>17</w:t>
+        <w:t>25</w:t>
       </w:r>
     </w:p>
     <w:p>
@@ -1478,7 +1673,7 @@
         </w:rPr>
         <w:t>3.2.2 Gestión de productos</w:t>
         <w:tab/>
-        <w:t>17</w:t>
+        <w:t>25</w:t>
       </w:r>
     </w:p>
     <w:p>
@@ -1501,7 +1696,7 @@
         </w:rPr>
         <w:t>3.2.3 Generación de facturas</w:t>
         <w:tab/>
-        <w:t>17</w:t>
+        <w:t>25</w:t>
       </w:r>
     </w:p>
     <w:p>
@@ -1524,7 +1719,7 @@
         </w:rPr>
         <w:t>3.2.4 Consulta impresión y cancelación de facturas</w:t>
         <w:tab/>
-        <w:t>17</w:t>
+        <w:t>26</w:t>
       </w:r>
     </w:p>
     <w:p>
@@ -1547,7 +1742,53 @@
         </w:rPr>
         <w:t>3.2.5 Consulta de reportes</w:t>
         <w:tab/>
-        <w:t>18</w:t>
+        <w:t>26</w:t>
+      </w:r>
+    </w:p>
+    <w:p>
+      <w:pPr>
+        <w:pStyle w:val="TDC3"/>
+        <w:tabs>
+          <w:tab w:val="right" w:leader="dot" w:pos="9350"/>
+        </w:tabs>
+        <w:spacing w:after="0"/>
+        <w:rPr>
+          <w:rFonts w:cs="Arial"/>
+          <w:noProof/>
+          <w:lang w:val="es-ES" w:eastAsia="es-ES"/>
+        </w:rPr>
+      </w:pPr>
+      <w:r>
+        <w:rPr>
+          <w:color w:val="000000"/>
+          <w:u w:val="none"/>
+        </w:rPr>
+        <w:t>3.2.6 Cobro de ventas por cobrar</w:t>
+        <w:tab/>
+        <w:t>26</w:t>
+      </w:r>
+    </w:p>
+    <w:p>
+      <w:pPr>
+        <w:pStyle w:val="TDC3"/>
+        <w:tabs>
+          <w:tab w:val="right" w:leader="dot" w:pos="9350"/>
+        </w:tabs>
+        <w:spacing w:after="0"/>
+        <w:rPr>
+          <w:rFonts w:cs="Arial"/>
+          <w:noProof/>
+          <w:lang w:val="es-ES" w:eastAsia="es-ES"/>
+        </w:rPr>
+      </w:pPr>
+      <w:r>
+        <w:rPr>
+          <w:color w:val="000000"/>
+          <w:u w:val="none"/>
+        </w:rPr>
+        <w:t>3.2.7 Consulta de ayuda</w:t>
+        <w:tab/>
+        <w:t>26</w:t>
       </w:r>
     </w:p>
     <w:p>
@@ -1570,7 +1811,7 @@
         </w:rPr>
         <w:t>3.3 Requisitos funcionales</w:t>
         <w:tab/>
-        <w:t>18</w:t>
+        <w:t>26</w:t>
       </w:r>
     </w:p>
     <w:p>
@@ -1593,7 +1834,7 @@
         </w:rPr>
         <w:t>3.4 Requisitos no funcionales</w:t>
         <w:tab/>
-        <w:t>21</w:t>
+        <w:t>32</w:t>
       </w:r>
     </w:p>
     <w:p>
@@ -1616,7 +1857,7 @@
         </w:rPr>
         <w:t>3.5 Modelo de datos y reglas de negocio</w:t>
         <w:tab/>
-        <w:t>24</w:t>
+        <w:t>36</w:t>
       </w:r>
     </w:p>
     <w:p>
@@ -1639,7 +1880,7 @@
         </w:rPr>
         <w:t>3.5.1 Relaciones</w:t>
         <w:tab/>
-        <w:t>25</w:t>
+        <w:t>38</w:t>
       </w:r>
     </w:p>
     <w:p>
@@ -1662,7 +1903,7 @@
         </w:rPr>
         <w:t>3.5.1.1 Vistas y procedimientos almacenados</w:t>
         <w:tab/>
-        <w:t>26</w:t>
+        <w:t>39</w:t>
       </w:r>
     </w:p>
     <w:p>
@@ -1685,7 +1926,7 @@
         </w:rPr>
         <w:t>3.5.2 Reglas de negocio</w:t>
         <w:tab/>
-        <w:t>27</w:t>
+        <w:t>40</w:t>
       </w:r>
     </w:p>
     <w:p>
@@ -1708,7 +1949,7 @@
         </w:rPr>
         <w:t>3.5.3 Formatos y límites de los datos</w:t>
         <w:tab/>
-        <w:t>29</w:t>
+        <w:t>42</w:t>
       </w:r>
     </w:p>
     <w:p>
@@ -1731,7 +1972,30 @@
         </w:rPr>
         <w:t>3.5.4 Criterios de aceptación de la alineación con db.sql</w:t>
         <w:tab/>
-        <w:t>31</w:t>
+        <w:t>45</w:t>
+      </w:r>
+    </w:p>
+    <w:p>
+      <w:pPr>
+        <w:pStyle w:val="TDC3"/>
+        <w:tabs>
+          <w:tab w:val="right" w:leader="dot" w:pos="9350"/>
+        </w:tabs>
+        <w:spacing w:after="0"/>
+        <w:rPr>
+          <w:rFonts w:cs="Arial"/>
+          <w:noProof/>
+          <w:lang w:val="es-ES" w:eastAsia="es-ES"/>
+        </w:rPr>
+      </w:pPr>
+      <w:r>
+        <w:rPr>
+          <w:color w:val="000000"/>
+          <w:u w:val="none"/>
+        </w:rPr>
+        <w:t>3.5.5 Actualización de bases existentes</w:t>
+        <w:tab/>
+        <w:t>47</w:t>
       </w:r>
     </w:p>
     <w:p>
@@ -1754,7 +2018,7 @@
         </w:rPr>
         <w:t>Referencias</w:t>
         <w:tab/>
-        <w:t>34</w:t>
+        <w:t>48</w:t>
       </w:r>
     </w:p>
     <w:p>
@@ -1798,7 +2062,7 @@
         <w:rPr>
           <w:rFonts w:eastAsia="Arial" w:cs="Arial"/>
         </w:rPr>
-        <w:t>La aplicación permitirá gestionar clientes identificados por id_cliente, productos con unidad de medida en texto, existencias enteras y precios vigentes, y facturas con detalles de cantidades enteras. El esquema no guarda el precio histórico en cada detalle: los subtotales y totales se calculan con el precio actual del producto. La aplicación en PHP implementará la lógica de venta, actualización de existencias y cancelación.</w:t>
+        <w:t xml:space="preserve">La aplicación permitirá gestionar clientes identificados por id_cliente, productos con unidad de medida en texto, existencias enteras y precios vigentes, y facturas con detalles de cantidades enteras. Cada detalle guardará la cantidad y el precio_unitario aplicado en la venta: los subtotales y totales se calcularán con ese precio, de modo que actualizar el catálogo no altere las facturas emitidas. La aplicación en PHP implementará la lógica de venta, cobro, actualización de existencias y cancelación.</w:t>
       </w:r>
     </w:p>
     <w:p>
@@ -1811,7 +2075,7 @@
         <w:rPr>
           <w:rFonts w:eastAsia="Arial" w:cs="Arial"/>
         </w:rPr>
-        <w:t>El esquema declara Pendiente como estado predeterminado de facturas. Para conservar el flujo de venta descrito en este SRS, la aplicación en PHP guardará Pagado explícitamente al completar una venta; la cancelación podrá cambiar Pagado a Cancelado. El procedimiento de pendientes consulta cualquier registro que tenga estado Pendiente.</w:t>
+        <w:t xml:space="preserve">Una venta podrá registrarse de contado, con estado Pagado, o por cobrar, con estado Pendiente; ambas descontarán las existencias. Una factura Pendiente pasará a Pagado al registrar su pago, y una factura Pagado o Pendiente podrá cancelarse, lo que repondrá el inventario una sola vez. Los reportes de ventas excluirán las facturas canceladas. Este documento describe además la arquitectura del aplicativo, sus requisitos de seguridad y su verificación mediante pruebas automatizadas.</w:t>
       </w:r>
     </w:p>
     <w:p>
@@ -1871,7 +2135,7 @@
         <w:rPr>
           <w:rFonts w:eastAsia="Arial" w:cs="Arial"/>
         </w:rPr>
-        <w:t>La Unica centralizará esta información y relacionará cada factura con su cliente y sus productos mediante facturas y detalle_facturas. El detalle registra la cantidad, pero no guarda el precio aplicado históricamente; las consultas obtienen el precio_unitario vigente desde productos.</w:t>
+        <w:t xml:space="preserve">La Unica centralizará esta información y relacionará cada factura con su cliente y sus productos mediante facturas y detalle_facturas. Cada detalle registrará la cantidad y el precio_unitario aplicado al momento de la venta, para que el importe de una factura no cambie cuando se actualice el catálogo.</w:t>
       </w:r>
     </w:p>
     <w:p>
@@ -1900,7 +2164,7 @@
         <w:rPr>
           <w:rFonts w:eastAsia="Arial" w:cs="Arial"/>
         </w:rPr>
-        <w:t>Definir los requisitos de una aplicación web básica para registrar clientes y productos, generar facturas, consultar reportes y utilizar las cuatro tablas, tres vistas y cinco procedimientos almacenados creados por db.sql.</w:t>
+        <w:t xml:space="preserve">Definir los requisitos de una aplicación web básica para registrar clientes y productos, generar y cobrar facturas, consultar reportes y utilizar las cuatro tablas, tres vistas y cinco procedimientos almacenados creados por db.sql, así como describir la arquitectura con la que se implementa.</w:t>
       </w:r>
     </w:p>
     <w:p>
@@ -2019,7 +2283,7 @@
         <w:rPr>
           <w:rFonts w:eastAsia="Arial" w:cs="Arial"/>
         </w:rPr>
-        <w:t xml:space="preserve">Generar facturas asociadas a un cliente y a uno o varios productos.</w:t>
+        <w:t xml:space="preserve">Generar facturas de contado o por cobrar asociadas a un cliente y a uno o varios productos.</w:t>
       </w:r>
     </w:p>
     <w:p>
@@ -2034,7 +2298,7 @@
         <w:rPr>
           <w:rFonts w:eastAsia="Arial" w:cs="Arial"/>
         </w:rPr>
-        <w:t>Registrar cantidades enteras en detalle_facturas y calcular los importes consultados a partir del precio_unitario vigente en productos.</w:t>
+        <w:t xml:space="preserve">Registrar en detalle_facturas cantidades enteras y el precio_unitario vigente al momento de la venta, y calcular los importes a partir de ese precio guardado.</w:t>
       </w:r>
     </w:p>
     <w:p>
@@ -2064,7 +2328,7 @@
         <w:rPr>
           <w:rFonts w:eastAsia="Arial" w:cs="Arial"/>
         </w:rPr>
-        <w:t xml:space="preserve">Consultar e imprimir facturas y conservar el historial de ventas.</w:t>
+        <w:t xml:space="preserve">Consultar e imprimir facturas, registrar el pago de las ventas por cobrar y conservar el historial de ventas.</w:t>
       </w:r>
     </w:p>
     <w:p>
@@ -2084,6 +2348,21 @@
     </w:p>
     <w:p>
       <w:pPr>
+        <w:pStyle w:val="Listaconvietas"/>
+        <w:ind w:left="720" w:hanging="360"/>
+        <w:rPr>
+          <w:rFonts w:cs="Arial"/>
+        </w:rPr>
+      </w:pPr>
+      <w:r>
+        <w:rPr>
+          <w:rFonts w:eastAsia="Arial" w:cs="Arial"/>
+        </w:rPr>
+        <w:t xml:space="preserve">Verificar automáticamente las reglas de venta, cobro, cancelación y reportes mediante pruebas de integración.</w:t>
+      </w:r>
+    </w:p>
+    <w:p>
+      <w:pPr>
         <w:pStyle w:val="Ttulo2"/>
         <w:rPr>
           <w:rFonts w:ascii="Arial" w:hAnsi="Arial" w:cs="Arial"/>
@@ -2108,7 +2387,7 @@
         <w:rPr>
           <w:rFonts w:eastAsia="Arial" w:cs="Arial"/>
         </w:rPr>
-        <w:t>El aplicativo comprenderá los módulos de clientes, productos, facturación y reportes. Un operador podrá realizar las funciones desde el mismo aplicativo. Los clientes son compradores asociados a facturas, no cuentas de acceso.</w:t>
+        <w:t xml:space="preserve">El aplicativo comprenderá los módulos de clientes, productos, facturación y reportes, además de una sección informativa (Sobre nosotros) con el manual de usuario, el video explicativo y la wiki del proyecto. Un operador podrá realizar las funciones desde el mismo aplicativo. Los clientes son compradores asociados a facturas, no cuentas de acceso.</w:t>
       </w:r>
     </w:p>
     <w:p>
@@ -2121,7 +2400,7 @@
         <w:rPr>
           <w:rFonts w:eastAsia="Arial" w:cs="Arial"/>
         </w:rPr>
-        <w:t>Los clientes tendrán id_cliente y nombre; fecha_registro se asignará con la fecha actual si no se proporciona. Los productos tendrán nombre, unidad_medida como texto de hasta 20 caracteres, precio_unitario no negativo y stock entero no negativo. El esquema no define documentos, teléfonos, correos, direcciones, códigos ni descripciones.</w:t>
+        <w:t xml:space="preserve">Los clientes tendrán id_cliente y nombre; fecha_registro se asignará con la fecha actual si no se proporciona y, si se proporciona, no podrá ser posterior a la fecha actual. Los productos tendrán nombre, unidad_medida como texto de hasta 20 caracteres, precio_unitario no negativo y stock entero no negativo. El esquema no define documentos, teléfonos, correos, direcciones, códigos ni descripciones.</w:t>
       </w:r>
     </w:p>
     <w:p>
@@ -2134,7 +2413,7 @@
         <w:rPr>
           <w:rFonts w:eastAsia="Arial" w:cs="Arial"/>
         </w:rPr>
-        <w:t>Para generar una factura, el operador seleccionará un cliente existente, agregará productos e indicará cantidades enteras positivas. La base asignará id_factura, fecha_factura tendrá por defecto la fecha y hora del servidor, y cada detalle tendrá un id_detalle_factura propio. Al completar una venta, la aplicación en PHP guardará explícitamente el estado Pagado y actualizará las existencias. El total se calculará con los precios vigentes de productos; no se guardará un número FAC ni un precio histórico en detalle_facturas.</w:t>
+        <w:t xml:space="preserve">Para generar una factura, el operador seleccionará un cliente existente, elegirá la forma de pago (de contado o por cobrar), agregará productos e indicará cantidades enteras positivas. La base asignará id_factura, fecha_factura tendrá por defecto la fecha y hora del servidor, y cada detalle tendrá un id_detalle_factura propio. Al completar una venta, la aplicación en PHP guardará explícitamente el estado Pagado o Pendiente, copiará al detalle el precio_unitario vigente de cada producto y actualizará las existencias. El total se calculará con los precios guardados en detalle_facturas; no se guardará un número FAC ni un total almacenado.</w:t>
       </w:r>
     </w:p>
     <w:p>
@@ -2147,7 +2426,7 @@
         <w:rPr>
           <w:rFonts w:eastAsia="Arial" w:cs="Arial"/>
         </w:rPr>
-        <w:t>La Unica es un prototipo formativo. En este alcance, la factura será un comprobante interno de venta calculado como cantidad por precio_unitario vigente; no incluirá cálculo de IVA u otros impuestos y no se presentará como factura fiscal o electrónica. Esta simplificación delimita el ejercicio académico y no incorpora reglas tributarias al aplicativo.</w:t>
+        <w:t xml:space="preserve">La Unica es un prototipo formativo. En este alcance, la factura será un comprobante interno de venta calculado como cantidad por el precio_unitario registrado en cada detalle; no incluirá cálculo de IVA u otros impuestos y no se presentará como factura fiscal o electrónica. Esta simplificación delimita el ejercicio académico y no incorpora reglas tributarias al aplicativo.</w:t>
       </w:r>
     </w:p>
     <w:p>
@@ -2160,7 +2439,7 @@
         <w:rPr>
           <w:rFonts w:eastAsia="Arial" w:cs="Arial"/>
         </w:rPr>
-        <w:t>El alcance no incluirá administración de usuarios o roles, autenticación por cuentas, recuperación de contraseñas, gestión de categorías, tabla de tienda, contabilidad avanzada, descuentos, pasarelas de pago, facturación electrónica ante servicios externos ni aplicaciones móviles nativas. Las operaciones persistentes utilizarán las cuatro tablas; los reportes podrán consultar las vistas y procedimientos incluidos en db.sql.</w:t>
+        <w:t xml:space="preserve">El alcance no incluirá administración de usuarios o roles, autenticación por cuentas, recuperación de contraseñas, gestión de categorías, tabla de tienda, contabilidad avanzada, descuentos, pasarelas de pago, facturación electrónica ante servicios externos ni aplicaciones móviles nativas. Las operaciones persistentes utilizarán las cuatro tablas; los reportes podrán consultar las vistas y procedimientos incluidos en db.sql. Registrar el pago de una factura Pendiente solo cambiará su estado; no procesará medios de pago.</w:t>
       </w:r>
     </w:p>
     <w:p>
@@ -2851,7 +3130,7 @@
               <w:rPr>
                 <w:rFonts w:eastAsia="Arial" w:cs="Arial"/>
               </w:rPr>
-              <w:t>Registro de facturas asociado a un cliente, con id_factura, fecha_factura y estado_factura. El total no se almacena y se calcula en los reportes con el precio vigente del producto.</w:t>
+              <w:t xml:space="preserve">Registro de facturas asociado a un cliente, con id_factura, fecha_factura y estado_factura. El total no se almacena: se calcula sumando cantidad por el precio_unitario guardado en cada detalle.</w:t>
             </w:r>
           </w:p>
         </w:tc>
@@ -2896,7 +3175,7 @@
               <w:rPr>
                 <w:rFonts w:eastAsia="Arial" w:cs="Arial"/>
               </w:rPr>
-              <w:t>Fila de detalle_facturas que enlaza una factura con un producto mediante id_detalle_factura, id_factura e id_producto, y almacena cantidad entera. No guarda precio_unitario ni subtotal.</w:t>
+              <w:t xml:space="preserve">Fila de detalle_facturas que enlaza una factura con un producto mediante id_detalle_factura, id_factura e id_producto, y almacena la cantidad entera y el precio_unitario aplicado en la venta. No guarda subtotal.</w:t>
             </w:r>
           </w:p>
         </w:tc>
@@ -3126,6 +3405,231 @@
           </w:p>
         </w:tc>
       </w:tr>
+      <w:tr>
+        <w:trPr>
+          <w:cantSplit/>
+        </w:trPr>
+        <w:tc>
+          <w:tcPr>
+            <w:tcW w:w="2232" w:type="dxa"/>
+          </w:tcPr>
+          <w:p>
+            <w:pPr>
+              <w:keepLines/>
+              <w:ind w:firstLine="0"/>
+              <w:rPr>
+                <w:rFonts w:cs="Arial"/>
+              </w:rPr>
+            </w:pPr>
+            <w:r>
+              <w:rPr>
+                <w:rFonts w:eastAsia="Arial" w:cs="Arial"/>
+              </w:rPr>
+              <w:t xml:space="preserve">Venta por cobrar</w:t>
+            </w:r>
+          </w:p>
+        </w:tc>
+        <w:tc>
+          <w:tcPr>
+            <w:tcW w:w="7128" w:type="dxa"/>
+          </w:tcPr>
+          <w:p>
+            <w:pPr>
+              <w:keepLines/>
+              <w:ind w:firstLine="0"/>
+              <w:rPr>
+                <w:rFonts w:cs="Arial"/>
+              </w:rPr>
+            </w:pPr>
+            <w:r>
+              <w:rPr>
+                <w:rFonts w:eastAsia="Arial" w:cs="Arial"/>
+              </w:rPr>
+              <w:t xml:space="preserve">Factura registrada con estado Pendiente: descuenta existencias y queda pendiente de pago hasta que el operador registre el pago (Pagado) o la cancele.</w:t>
+            </w:r>
+          </w:p>
+        </w:tc>
+      </w:tr>
+      <w:tr>
+        <w:trPr>
+          <w:cantSplit/>
+        </w:trPr>
+        <w:tc>
+          <w:tcPr>
+            <w:tcW w:w="2232" w:type="dxa"/>
+          </w:tcPr>
+          <w:p>
+            <w:pPr>
+              <w:keepLines/>
+              <w:ind w:firstLine="0"/>
+              <w:rPr>
+                <w:rFonts w:cs="Arial"/>
+              </w:rPr>
+            </w:pPr>
+            <w:r>
+              <w:rPr>
+                <w:rFonts w:eastAsia="Arial" w:cs="Arial"/>
+              </w:rPr>
+              <w:t xml:space="preserve">Comprobante interno</w:t>
+            </w:r>
+          </w:p>
+        </w:tc>
+        <w:tc>
+          <w:tcPr>
+            <w:tcW w:w="7128" w:type="dxa"/>
+          </w:tcPr>
+          <w:p>
+            <w:pPr>
+              <w:keepLines/>
+              <w:ind w:firstLine="0"/>
+              <w:rPr>
+                <w:rFonts w:cs="Arial"/>
+              </w:rPr>
+            </w:pPr>
+            <w:r>
+              <w:rPr>
+                <w:rFonts w:eastAsia="Arial" w:cs="Arial"/>
+              </w:rPr>
+              <w:t xml:space="preserve">Vista imprimible de una factura con cliente, fecha, estado, detalles, precios registrados y total. No es una factura fiscal ni electrónica.</w:t>
+            </w:r>
+          </w:p>
+        </w:tc>
+      </w:tr>
+      <w:tr>
+        <w:trPr>
+          <w:cantSplit/>
+        </w:trPr>
+        <w:tc>
+          <w:tcPr>
+            <w:tcW w:w="2232" w:type="dxa"/>
+          </w:tcPr>
+          <w:p>
+            <w:pPr>
+              <w:keepLines/>
+              <w:ind w:firstLine="0"/>
+              <w:rPr>
+                <w:rFonts w:cs="Arial"/>
+              </w:rPr>
+            </w:pPr>
+            <w:r>
+              <w:rPr>
+                <w:rFonts w:eastAsia="Arial" w:cs="Arial"/>
+              </w:rPr>
+              <w:t xml:space="preserve">Transacción</w:t>
+            </w:r>
+          </w:p>
+        </w:tc>
+        <w:tc>
+          <w:tcPr>
+            <w:tcW w:w="7128" w:type="dxa"/>
+          </w:tcPr>
+          <w:p>
+            <w:pPr>
+              <w:keepLines/>
+              <w:ind w:firstLine="0"/>
+              <w:rPr>
+                <w:rFonts w:cs="Arial"/>
+              </w:rPr>
+            </w:pPr>
+            <w:r>
+              <w:rPr>
+                <w:rFonts w:eastAsia="Arial" w:cs="Arial"/>
+              </w:rPr>
+              <w:t xml:space="preserve">Conjunto de operaciones de base de datos que se confirma completo o se revierte completo, sin dejar cambios parciales.</w:t>
+            </w:r>
+          </w:p>
+        </w:tc>
+      </w:tr>
+      <w:tr>
+        <w:trPr>
+          <w:cantSplit/>
+        </w:trPr>
+        <w:tc>
+          <w:tcPr>
+            <w:tcW w:w="2232" w:type="dxa"/>
+          </w:tcPr>
+          <w:p>
+            <w:pPr>
+              <w:keepLines/>
+              <w:ind w:firstLine="0"/>
+              <w:rPr>
+                <w:rFonts w:cs="Arial"/>
+              </w:rPr>
+            </w:pPr>
+            <w:r>
+              <w:rPr>
+                <w:rFonts w:eastAsia="Arial" w:cs="Arial"/>
+              </w:rPr>
+              <w:t xml:space="preserve">Migración</w:t>
+            </w:r>
+          </w:p>
+        </w:tc>
+        <w:tc>
+          <w:tcPr>
+            <w:tcW w:w="7128" w:type="dxa"/>
+          </w:tcPr>
+          <w:p>
+            <w:pPr>
+              <w:keepLines/>
+              <w:ind w:firstLine="0"/>
+              <w:rPr>
+                <w:rFonts w:cs="Arial"/>
+              </w:rPr>
+            </w:pPr>
+            <w:r>
+              <w:rPr>
+                <w:rFonts w:eastAsia="Arial" w:cs="Arial"/>
+              </w:rPr>
+              <w:t xml:space="preserve">Script SQL que actualiza una base creada con una versión anterior de db.sql sin perder sus datos; se ejecuta una sola vez.</w:t>
+            </w:r>
+          </w:p>
+        </w:tc>
+      </w:tr>
+      <w:tr>
+        <w:trPr>
+          <w:cantSplit/>
+        </w:trPr>
+        <w:tc>
+          <w:tcPr>
+            <w:tcW w:w="2232" w:type="dxa"/>
+          </w:tcPr>
+          <w:p>
+            <w:pPr>
+              <w:keepLines/>
+              <w:ind w:firstLine="0"/>
+              <w:rPr>
+                <w:rFonts w:cs="Arial"/>
+              </w:rPr>
+            </w:pPr>
+            <w:r>
+              <w:rPr>
+                <w:rFonts w:eastAsia="Arial" w:cs="Arial"/>
+              </w:rPr>
+              <w:t xml:space="preserve">Prueba de integración</w:t>
+            </w:r>
+          </w:p>
+        </w:tc>
+        <w:tc>
+          <w:tcPr>
+            <w:tcW w:w="7128" w:type="dxa"/>
+          </w:tcPr>
+          <w:p>
+            <w:pPr>
+              <w:keepLines/>
+              <w:ind w:firstLine="0"/>
+              <w:rPr>
+                <w:rFonts w:cs="Arial"/>
+              </w:rPr>
+            </w:pPr>
+            <w:r>
+              <w:rPr>
+                <w:rFonts w:eastAsia="Arial" w:cs="Arial"/>
+              </w:rPr>
+              <w:t xml:space="preserve">Prueba automatizada que ejecuta funciones del aplicativo contra una base de datos de prueba y verifica el resultado.</w:t>
+            </w:r>
+          </w:p>
+        </w:tc>
+      </w:tr>
     </w:tbl>
     <w:p>
       <w:pPr>
@@ -3205,22 +3709,6 @@
     </w:p>
     <w:p>
       <w:pPr>
-        <w:pStyle w:val="Ttulo3"/>
-        <w:rPr>
-          <w:rFonts w:ascii="Arial" w:hAnsi="Arial" w:cs="Arial"/>
-        </w:rPr>
-      </w:pPr>
-      <w:bookmarkStart w:id="13" w:name="_Toc242092160"/>
-      <w:r>
-        <w:rPr>
-          <w:rFonts w:ascii="Arial" w:eastAsia="Arial" w:hAnsi="Arial" w:cs="Arial"/>
-        </w:rPr>
-        <w:t xml:space="preserve">1.7.3 Abreviaturas</w:t>
-      </w:r>
-      <w:bookmarkEnd w:id="13"/>
-    </w:p>
-    <w:p>
-      <w:pPr>
         <w:pStyle w:val="Listaconvietas"/>
         <w:ind w:left="720" w:hanging="360"/>
         <w:rPr>
@@ -3231,7 +3719,7 @@
         <w:rPr>
           <w:rFonts w:eastAsia="Arial" w:cs="Arial"/>
         </w:rPr>
-        <w:t xml:space="preserve">PK: Clave primaria.</w:t>
+        <w:t xml:space="preserve">SQL: Structured Query Language.</w:t>
       </w:r>
     </w:p>
     <w:p>
@@ -3246,7 +3734,7 @@
         <w:rPr>
           <w:rFonts w:eastAsia="Arial" w:cs="Arial"/>
         </w:rPr>
-        <w:t xml:space="preserve">FK: Clave foránea.</w:t>
+        <w:t xml:space="preserve">HTTP: Hypertext Transfer Protocol.</w:t>
       </w:r>
     </w:p>
     <w:p>
@@ -3261,7 +3749,7 @@
         <w:rPr>
           <w:rFonts w:eastAsia="Arial" w:cs="Arial"/>
         </w:rPr>
-        <w:t xml:space="preserve">1-N: Relación uno a muchos.</w:t>
+        <w:t xml:space="preserve">CSRF: Cross-Site Request Forgery (falsificación de solicitudes entre sitios).</w:t>
       </w:r>
     </w:p>
     <w:p>
@@ -3276,6 +3764,127 @@
         <w:rPr>
           <w:rFonts w:eastAsia="Arial" w:cs="Arial"/>
         </w:rPr>
+        <w:t xml:space="preserve">XSS: Cross-Site Scripting (inyección de código en páginas web).</w:t>
+      </w:r>
+    </w:p>
+    <w:p>
+      <w:pPr>
+        <w:pStyle w:val="Listaconvietas"/>
+        <w:ind w:left="720" w:hanging="360"/>
+        <w:rPr>
+          <w:rFonts w:cs="Arial"/>
+        </w:rPr>
+      </w:pPr>
+      <w:r>
+        <w:rPr>
+          <w:rFonts w:eastAsia="Arial" w:cs="Arial"/>
+        </w:rPr>
+        <w:t xml:space="preserve">PRG: Post/Redirect/Get (patrón de redirección tras un envío de formulario).</w:t>
+      </w:r>
+    </w:p>
+    <w:p>
+      <w:pPr>
+        <w:pStyle w:val="Listaconvietas"/>
+        <w:ind w:left="720" w:hanging="360"/>
+        <w:rPr>
+          <w:rFonts w:cs="Arial"/>
+        </w:rPr>
+      </w:pPr>
+      <w:r>
+        <w:rPr>
+          <w:rFonts w:eastAsia="Arial" w:cs="Arial"/>
+        </w:rPr>
+        <w:t xml:space="preserve">CI: Continuous Integration (integración continua).</w:t>
+      </w:r>
+    </w:p>
+    <w:p>
+      <w:pPr>
+        <w:pStyle w:val="Listaconvietas"/>
+        <w:ind w:left="720" w:hanging="360"/>
+        <w:rPr>
+          <w:rFonts w:cs="Arial"/>
+        </w:rPr>
+      </w:pPr>
+      <w:r>
+        <w:rPr>
+          <w:rFonts w:eastAsia="Arial" w:cs="Arial"/>
+        </w:rPr>
+        <w:t xml:space="preserve">COP: peso colombiano.</w:t>
+      </w:r>
+    </w:p>
+    <w:p>
+      <w:pPr>
+        <w:pStyle w:val="Ttulo3"/>
+        <w:rPr>
+          <w:rFonts w:ascii="Arial" w:hAnsi="Arial" w:cs="Arial"/>
+        </w:rPr>
+      </w:pPr>
+      <w:bookmarkStart w:id="13" w:name="_Toc242092160"/>
+      <w:r>
+        <w:rPr>
+          <w:rFonts w:ascii="Arial" w:eastAsia="Arial" w:hAnsi="Arial" w:cs="Arial"/>
+        </w:rPr>
+        <w:t xml:space="preserve">1.7.3 Abreviaturas</w:t>
+      </w:r>
+      <w:bookmarkEnd w:id="13"/>
+    </w:p>
+    <w:p>
+      <w:pPr>
+        <w:pStyle w:val="Listaconvietas"/>
+        <w:ind w:left="720" w:hanging="360"/>
+        <w:rPr>
+          <w:rFonts w:cs="Arial"/>
+        </w:rPr>
+      </w:pPr>
+      <w:r>
+        <w:rPr>
+          <w:rFonts w:eastAsia="Arial" w:cs="Arial"/>
+        </w:rPr>
+        <w:t xml:space="preserve">PK: Clave primaria.</w:t>
+      </w:r>
+    </w:p>
+    <w:p>
+      <w:pPr>
+        <w:pStyle w:val="Listaconvietas"/>
+        <w:ind w:left="720" w:hanging="360"/>
+        <w:rPr>
+          <w:rFonts w:cs="Arial"/>
+        </w:rPr>
+      </w:pPr>
+      <w:r>
+        <w:rPr>
+          <w:rFonts w:eastAsia="Arial" w:cs="Arial"/>
+        </w:rPr>
+        <w:t xml:space="preserve">FK: Clave foránea.</w:t>
+      </w:r>
+    </w:p>
+    <w:p>
+      <w:pPr>
+        <w:pStyle w:val="Listaconvietas"/>
+        <w:ind w:left="720" w:hanging="360"/>
+        <w:rPr>
+          <w:rFonts w:cs="Arial"/>
+        </w:rPr>
+      </w:pPr>
+      <w:r>
+        <w:rPr>
+          <w:rFonts w:eastAsia="Arial" w:cs="Arial"/>
+        </w:rPr>
+        <w:t xml:space="preserve">1-N: Relación uno a muchos.</w:t>
+      </w:r>
+    </w:p>
+    <w:p>
+      <w:pPr>
+        <w:pStyle w:val="Listaconvietas"/>
+        <w:ind w:left="720" w:hanging="360"/>
+        <w:rPr>
+          <w:rFonts w:cs="Arial"/>
+        </w:rPr>
+      </w:pPr>
+      <w:r>
+        <w:rPr>
+          <w:rFonts w:eastAsia="Arial" w:cs="Arial"/>
+        </w:rPr>
         <w:t xml:space="preserve">N-N: Relación muchos a muchos.</w:t>
       </w:r>
     </w:p>
@@ -3305,7 +3914,7 @@
         <w:rPr>
           <w:rFonts w:eastAsia="Arial" w:cs="Arial"/>
         </w:rPr>
-        <w:t xml:space="preserve">La organización documental y los datos del grupo e instructor proceden del documento base del proyecto (Especificación de requisitos de software [SRS]: La Unica, 2026).</w:t>
+        <w:t xml:space="preserve">La organización documental y los datos del grupo e instructor proceden del documento base del proyecto (Especificación de requisitos de software [SRS]: La Unica, 2026). La versión 1.5 se contrastó con el código del aplicativo, el script db.sql, la migración 001_precio_historico.sql y las pruebas automatizadas del repositorio (Equipo del proyecto, 2026).</w:t>
       </w:r>
     </w:p>
     <w:p>
@@ -3334,7 +3943,7 @@
         <w:rPr>
           <w:rFonts w:eastAsia="Arial" w:cs="Arial"/>
         </w:rPr>
-        <w:t>La Unica permitirá gestionar clientes y productos y registrar ventas mediante facturas y detalle_facturas. Este documento describe las cuatro tablas, las tres vistas y los cinco procedimientos almacenados del esquema, además de las reglas de aplicación necesarias para operar la venta.</w:t>
+        <w:t xml:space="preserve">La Unica permitirá gestionar clientes y productos y registrar ventas de contado o por cobrar mediante facturas y detalle_facturas. Este documento describe las cuatro tablas, las tres vistas y los cinco procedimientos almacenados del esquema, la arquitectura del aplicativo y las reglas de aplicación necesarias para operar la venta, el cobro y la cancelación.</w:t>
       </w:r>
     </w:p>
     <w:p>
@@ -3364,7 +3973,7 @@
         <w:rPr>
           <w:rFonts w:eastAsia="Arial" w:cs="Arial"/>
         </w:rPr>
-        <w:t>Los requisitos se fundamentan en la definición del proyecto y en la estructura de db.sql. El archivo crea la base la_unica, cuatro tablas con sus claves y restricciones, tres vistas y cinco procedimientos almacenados; no inserta datos iniciales.</w:t>
+        <w:t xml:space="preserve">Los requisitos se fundamentan en la definición del proyecto, en la estructura de db.sql y en el código del aplicativo. El archivo crea la base la_unica, cuatro tablas con sus claves y restricciones, tres vistas y cinco procedimientos almacenados; no inserta datos iniciales. Las bases creadas con una versión anterior se actualizan con referencias/migraciones/001_precio_historico.sql.</w:t>
       </w:r>
     </w:p>
     <w:p>
@@ -3411,7 +4020,7 @@
         <w:rPr>
           <w:rFonts w:eastAsia="Arial" w:cs="Arial"/>
         </w:rPr>
-        <w:t>La Unica será una aplicación web local para una tienda y se ejecutará en el equipo del operador. La aplicación se desarrollará con PHP y MySQL: PHP implementará la lógica y MySQL almacenará la base la_unica, con las tablas, vistas y procedimientos definidos en db.sql. El navegador accederá al servicio por la interfaz de bucle local del mismo equipo.</w:t>
+        <w:t xml:space="preserve">La Unica será una aplicación web local para una tienda y se ejecutará en el equipo del operador. La aplicación se desarrollará con PHP y MySQL: PHP implementará la lógica y MySQL almacenará la base la_unica, con las tablas, vistas y procedimientos definidos en db.sql. El navegador accederá al servicio por la interfaz de bucle local del mismo equipo. La arquitectura se describe en la sección 2.5.</w:t>
       </w:r>
     </w:p>
     <w:p>
@@ -3540,7 +4149,232 @@
               <w:rPr>
                 <w:rFonts w:eastAsia="Arial" w:cs="Arial"/>
               </w:rPr>
-              <w:t>MySQL</w:t>
+              <w:t xml:space="preserve">MySQL (MariaDB en las pruebas automatizadas)</w:t>
+            </w:r>
+          </w:p>
+        </w:tc>
+      </w:tr>
+      <w:tr>
+        <w:trPr>
+          <w:cantSplit/>
+        </w:trPr>
+        <w:tc>
+          <w:tcPr>
+            <w:tcW w:w="3312" w:type="dxa"/>
+          </w:tcPr>
+          <w:p>
+            <w:pPr>
+              <w:keepLines/>
+              <w:ind w:firstLine="0"/>
+              <w:rPr>
+                <w:rFonts w:cs="Arial"/>
+              </w:rPr>
+            </w:pPr>
+            <w:r>
+              <w:rPr>
+                <w:rFonts w:eastAsia="Arial" w:cs="Arial"/>
+              </w:rPr>
+              <w:t xml:space="preserve">Servidor web</w:t>
+            </w:r>
+          </w:p>
+        </w:tc>
+        <w:tc>
+          <w:tcPr>
+            <w:tcW w:w="6048" w:type="dxa"/>
+          </w:tcPr>
+          <w:p>
+            <w:pPr>
+              <w:keepLines/>
+              <w:ind w:firstLine="0"/>
+              <w:rPr>
+                <w:rFonts w:cs="Arial"/>
+              </w:rPr>
+            </w:pPr>
+            <w:r>
+              <w:rPr>
+                <w:rFonts w:eastAsia="Arial" w:cs="Arial"/>
+              </w:rPr>
+              <w:t xml:space="preserve">Apache (entorno local Laragon)</w:t>
+            </w:r>
+          </w:p>
+        </w:tc>
+      </w:tr>
+      <w:tr>
+        <w:trPr>
+          <w:cantSplit/>
+        </w:trPr>
+        <w:tc>
+          <w:tcPr>
+            <w:tcW w:w="3312" w:type="dxa"/>
+          </w:tcPr>
+          <w:p>
+            <w:pPr>
+              <w:keepLines/>
+              <w:ind w:firstLine="0"/>
+              <w:rPr>
+                <w:rFonts w:cs="Arial"/>
+              </w:rPr>
+            </w:pPr>
+            <w:r>
+              <w:rPr>
+                <w:rFonts w:eastAsia="Arial" w:cs="Arial"/>
+              </w:rPr>
+              <w:t xml:space="preserve">Interfaz</w:t>
+            </w:r>
+          </w:p>
+        </w:tc>
+        <w:tc>
+          <w:tcPr>
+            <w:tcW w:w="6048" w:type="dxa"/>
+          </w:tcPr>
+          <w:p>
+            <w:pPr>
+              <w:keepLines/>
+              <w:ind w:firstLine="0"/>
+              <w:rPr>
+                <w:rFonts w:cs="Arial"/>
+              </w:rPr>
+            </w:pPr>
+            <w:r>
+              <w:rPr>
+                <w:rFonts w:eastAsia="Arial" w:cs="Arial"/>
+              </w:rPr>
+              <w:t xml:space="preserve">HTML, CSS propio y JavaScript sin bibliotecas externas; fuentes locales</w:t>
+            </w:r>
+          </w:p>
+        </w:tc>
+      </w:tr>
+      <w:tr>
+        <w:trPr>
+          <w:cantSplit/>
+        </w:trPr>
+        <w:tc>
+          <w:tcPr>
+            <w:tcW w:w="3312" w:type="dxa"/>
+          </w:tcPr>
+          <w:p>
+            <w:pPr>
+              <w:keepLines/>
+              <w:ind w:firstLine="0"/>
+              <w:rPr>
+                <w:rFonts w:cs="Arial"/>
+              </w:rPr>
+            </w:pPr>
+            <w:r>
+              <w:rPr>
+                <w:rFonts w:eastAsia="Arial" w:cs="Arial"/>
+              </w:rPr>
+              <w:t xml:space="preserve">Acceso a datos</w:t>
+            </w:r>
+          </w:p>
+        </w:tc>
+        <w:tc>
+          <w:tcPr>
+            <w:tcW w:w="6048" w:type="dxa"/>
+          </w:tcPr>
+          <w:p>
+            <w:pPr>
+              <w:keepLines/>
+              <w:ind w:firstLine="0"/>
+              <w:rPr>
+                <w:rFonts w:cs="Arial"/>
+              </w:rPr>
+            </w:pPr>
+            <w:r>
+              <w:rPr>
+                <w:rFonts w:eastAsia="Arial" w:cs="Arial"/>
+              </w:rPr>
+              <w:t xml:space="preserve">Extensión mysqli con sentencias preparadas</w:t>
+            </w:r>
+          </w:p>
+        </w:tc>
+      </w:tr>
+      <w:tr>
+        <w:trPr>
+          <w:cantSplit/>
+        </w:trPr>
+        <w:tc>
+          <w:tcPr>
+            <w:tcW w:w="3312" w:type="dxa"/>
+          </w:tcPr>
+          <w:p>
+            <w:pPr>
+              <w:keepLines/>
+              <w:ind w:firstLine="0"/>
+              <w:rPr>
+                <w:rFonts w:cs="Arial"/>
+              </w:rPr>
+            </w:pPr>
+            <w:r>
+              <w:rPr>
+                <w:rFonts w:eastAsia="Arial" w:cs="Arial"/>
+              </w:rPr>
+              <w:t xml:space="preserve">Pruebas automatizadas</w:t>
+            </w:r>
+          </w:p>
+        </w:tc>
+        <w:tc>
+          <w:tcPr>
+            <w:tcW w:w="6048" w:type="dxa"/>
+          </w:tcPr>
+          <w:p>
+            <w:pPr>
+              <w:keepLines/>
+              <w:ind w:firstLine="0"/>
+              <w:rPr>
+                <w:rFonts w:cs="Arial"/>
+              </w:rPr>
+            </w:pPr>
+            <w:r>
+              <w:rPr>
+                <w:rFonts w:eastAsia="Arial" w:cs="Arial"/>
+              </w:rPr>
+              <w:t xml:space="preserve">PHPUnit 11, instalado con Composer</w:t>
+            </w:r>
+          </w:p>
+        </w:tc>
+      </w:tr>
+      <w:tr>
+        <w:trPr>
+          <w:cantSplit/>
+        </w:trPr>
+        <w:tc>
+          <w:tcPr>
+            <w:tcW w:w="3312" w:type="dxa"/>
+          </w:tcPr>
+          <w:p>
+            <w:pPr>
+              <w:keepLines/>
+              <w:ind w:firstLine="0"/>
+              <w:rPr>
+                <w:rFonts w:cs="Arial"/>
+              </w:rPr>
+            </w:pPr>
+            <w:r>
+              <w:rPr>
+                <w:rFonts w:eastAsia="Arial" w:cs="Arial"/>
+              </w:rPr>
+              <w:t xml:space="preserve">Control de versiones e integración continua</w:t>
+            </w:r>
+          </w:p>
+        </w:tc>
+        <w:tc>
+          <w:tcPr>
+            <w:tcW w:w="6048" w:type="dxa"/>
+          </w:tcPr>
+          <w:p>
+            <w:pPr>
+              <w:keepLines/>
+              <w:ind w:firstLine="0"/>
+              <w:rPr>
+                <w:rFonts w:cs="Arial"/>
+              </w:rPr>
+            </w:pPr>
+            <w:r>
+              <w:rPr>
+                <w:rFonts w:eastAsia="Arial" w:cs="Arial"/>
+              </w:rPr>
+              <w:t xml:space="preserve">Git, GitHub y GitHub Actions</w:t>
             </w:r>
           </w:p>
         </w:tc>
@@ -3697,7 +4531,7 @@
               <w:rPr>
                 <w:rFonts w:eastAsia="Arial" w:cs="Arial"/>
               </w:rPr>
-              <w:t xml:space="preserve">Registrar, consultar y actualizar clientes y productos; generar, consultar, imprimir y cancelar facturas.</w:t>
+              <w:t xml:space="preserve">Registrar, consultar y actualizar clientes y productos; generar ventas de contado o por cobrar; consultar, imprimir, cobrar y cancelar facturas; consultar reportes y la ayuda del aplicativo.</w:t>
             </w:r>
           </w:p>
         </w:tc>
@@ -3797,7 +4631,7 @@
         <w:rPr>
           <w:rFonts w:eastAsia="Arial" w:cs="Arial"/>
         </w:rPr>
-        <w:t>La aplicación será web y utilizará PHP 7.4 o posterior, con mysqli y mysqlnd, y MySQL 8.0.16 o posterior para aplicar las restricciones CHECK del esquema.</w:t>
+        <w:t xml:space="preserve">La aplicación será web y utilizará PHP 7.4 o posterior, con mysqli y mysqlnd, y MySQL 8.0.16 o posterior (o MariaDB 10.11 o posterior) para aplicar las restricciones CHECK del esquema. Las pruebas automatizadas requieren PHP 8.2 o posterior y Composer.</w:t>
       </w:r>
     </w:p>
     <w:p>
@@ -3872,40 +4706,8 @@
         <w:rPr>
           <w:rFonts w:eastAsia="Arial" w:cs="Arial"/>
         </w:rPr>
-        <w:t>Los reportes y las impresiones calcularán importes con el precio_unitario actual de productos. db.sql no almacena el precio histórico en detalle_facturas; por ello, cambiar el precio de un producto puede cambiar los importes mostrados para facturas anteriores.</w:t>
-      </w:r>
-    </w:p>
-    <w:p>
-      <w:pPr>
-        <w:pStyle w:val="Ttulo2"/>
-        <w:rPr>
-          <w:rFonts w:ascii="Arial" w:hAnsi="Arial" w:cs="Arial"/>
-        </w:rPr>
-      </w:pPr>
-      <w:bookmarkStart w:id="21" w:name="_Toc242092168"/>
-      <w:r>
-        <w:rPr>
-          <w:rFonts w:ascii="Arial" w:eastAsia="Arial" w:hAnsi="Arial" w:cs="Arial"/>
-        </w:rPr>
-        <w:t xml:space="preserve">2.4 Suposiciones y dependencias</w:t>
-      </w:r>
-      <w:bookmarkEnd w:id="21"/>
-    </w:p>
-    <w:p>
-      <w:pPr>
-        <w:pStyle w:val="Ttulo3"/>
-        <w:rPr>
-          <w:rFonts w:ascii="Arial" w:hAnsi="Arial" w:cs="Arial"/>
-        </w:rPr>
-      </w:pPr>
-      <w:bookmarkStart w:id="22" w:name="_Toc242092169"/>
-      <w:r>
-        <w:rPr>
-          <w:rFonts w:ascii="Arial" w:eastAsia="Arial" w:hAnsi="Arial" w:cs="Arial"/>
-        </w:rPr>
-        <w:t xml:space="preserve">2.4.1 Suposiciones</w:t>
-      </w:r>
-      <w:bookmarkEnd w:id="22"/>
+        <w:t xml:space="preserve">Los reportes y las impresiones calcularán importes con el precio_unitario guardado en detalle_facturas al registrar la venta. Cambiar el precio de un producto solo afectará las ventas posteriores.</w:t>
+      </w:r>
     </w:p>
     <w:p>
       <w:pPr>
@@ -3919,7 +4721,7 @@
         <w:rPr>
           <w:rFonts w:eastAsia="Arial" w:cs="Arial"/>
         </w:rPr>
-        <w:t>El aplicativo y la base de datos se ejecutarán en el equipo del operador, sin acceso desde otros equipos ni publicación en Internet. El acceso al equipo se administrará mediante el sistema operativo; el aplicativo no autenticará al operador.</w:t>
+        <w:t xml:space="preserve">El aplicativo no usará frameworks ni bibliotecas externas; las dependencias de Composer se limitan a las pruebas automatizadas.</w:t>
       </w:r>
     </w:p>
     <w:p>
@@ -3934,8 +4736,40 @@
         <w:rPr>
           <w:rFonts w:eastAsia="Arial" w:cs="Arial"/>
         </w:rPr>
-        <w:t>El operador registrará datos válidos y mantendrá actualizados los clientes, productos y existencias. La aplicación validará formatos y reglas que db.sql no impone.</w:t>
-      </w:r>
+        <w:t xml:space="preserve">Como el aplicativo no autentica al operador, Apache y MySQL deberán escuchar solo en la interfaz de bucle local (RNF-03).</w:t>
+      </w:r>
+    </w:p>
+    <w:p>
+      <w:pPr>
+        <w:pStyle w:val="Ttulo2"/>
+        <w:rPr>
+          <w:rFonts w:ascii="Arial" w:hAnsi="Arial" w:cs="Arial"/>
+        </w:rPr>
+      </w:pPr>
+      <w:bookmarkStart w:id="21" w:name="_Toc242092168"/>
+      <w:r>
+        <w:rPr>
+          <w:rFonts w:ascii="Arial" w:eastAsia="Arial" w:hAnsi="Arial" w:cs="Arial"/>
+        </w:rPr>
+        <w:t xml:space="preserve">2.4 Suposiciones y dependencias</w:t>
+      </w:r>
+      <w:bookmarkEnd w:id="21"/>
+    </w:p>
+    <w:p>
+      <w:pPr>
+        <w:pStyle w:val="Ttulo3"/>
+        <w:rPr>
+          <w:rFonts w:ascii="Arial" w:hAnsi="Arial" w:cs="Arial"/>
+        </w:rPr>
+      </w:pPr>
+      <w:bookmarkStart w:id="22" w:name="_Toc242092169"/>
+      <w:r>
+        <w:rPr>
+          <w:rFonts w:ascii="Arial" w:eastAsia="Arial" w:hAnsi="Arial" w:cs="Arial"/>
+        </w:rPr>
+        <w:t xml:space="preserve">2.4.1 Suposiciones</w:t>
+      </w:r>
+      <w:bookmarkEnd w:id="22"/>
     </w:p>
     <w:p>
       <w:pPr>
@@ -3949,7 +4783,7 @@
         <w:rPr>
           <w:rFonts w:eastAsia="Arial" w:cs="Arial"/>
         </w:rPr>
-        <w:t xml:space="preserve">Los clientes se registrarán antes de completar una factura.</w:t>
+        <w:t>El aplicativo y la base de datos se ejecutarán en el equipo del operador, sin acceso desde otros equipos ni publicación en Internet. El acceso al equipo se administrará mediante el sistema operativo; el aplicativo no autenticará al operador.</w:t>
       </w:r>
     </w:p>
     <w:p>
@@ -3964,7 +4798,7 @@
         <w:rPr>
           <w:rFonts w:eastAsia="Arial" w:cs="Arial"/>
         </w:rPr>
-        <w:t xml:space="preserve">Los equipos dispondrán de un navegador compatible; la impresión utilizará las opciones del navegador.</w:t>
+        <w:t>El operador registrará datos válidos y mantendrá actualizados los clientes, productos y existencias. La aplicación validará formatos y reglas que db.sql no impone.</w:t>
       </w:r>
     </w:p>
     <w:p>
@@ -3976,24 +4810,11 @@
         </w:rPr>
       </w:pPr>
       <w:r>
-        <w:t>db.sql no fija el juego de caracteres, la intercalación, el motor de almacenamiento ni la zona horaria de MySQL. El despliegue configurará estos valores; para conservar texto en español se utilizará utf8mb4, y para presentar fechas de Bogotá la aplicación en PHP configurará explícitamente la zona horaria de la aplicación y de la sesión de base de datos.</w:t>
-      </w:r>
-    </w:p>
-    <w:p>
-      <w:pPr>
-        <w:pStyle w:val="Ttulo3"/>
-        <w:rPr>
-          <w:rFonts w:ascii="Arial" w:hAnsi="Arial" w:cs="Arial"/>
-        </w:rPr>
-      </w:pPr>
-      <w:bookmarkStart w:id="23" w:name="_Toc242092170"/>
-      <w:r>
-        <w:rPr>
-          <w:rFonts w:ascii="Arial" w:eastAsia="Arial" w:hAnsi="Arial" w:cs="Arial"/>
-        </w:rPr>
-        <w:t xml:space="preserve">2.4.2 Dependencias</w:t>
-      </w:r>
-      <w:bookmarkEnd w:id="23"/>
+        <w:rPr>
+          <w:rFonts w:eastAsia="Arial" w:cs="Arial"/>
+        </w:rPr>
+        <w:t xml:space="preserve">Los clientes se registrarán antes de completar una factura.</w:t>
+      </w:r>
     </w:p>
     <w:p>
       <w:pPr>
@@ -4007,7 +4828,7 @@
         <w:rPr>
           <w:rFonts w:eastAsia="Arial" w:cs="Arial"/>
         </w:rPr>
-        <w:t>Servidor local capaz de ejecutar PHP 7.4 o posterior con las extensiones mysqli y mysqlnd habilitadas.</w:t>
+        <w:t xml:space="preserve">Los equipos dispondrán de un navegador compatible; la impresión utilizará las opciones del navegador.</w:t>
       </w:r>
     </w:p>
     <w:p>
@@ -4022,7 +4843,1096 @@
         <w:rPr>
           <w:rFonts w:eastAsia="Arial" w:cs="Arial"/>
         </w:rPr>
-        <w:t>Servicio MySQL 8.0.16 o posterior, con soporte para las restricciones CHECK y DEFAULT (CURRENT_DATE) de db.sql.</w:t>
+        <w:t xml:space="preserve">Si el puerto, el usuario o la contraseña de MySQL difieren de los valores predeterminados (127.0.0.1, puerto 3306, usuario root sin contraseña), se configurarán en php/config/conexion.local.php o mediante las variables de entorno DB_HOST, DB_PORT, DB_DATABASE, DB_USERNAME y DB_PASSWORD.</w:t>
+      </w:r>
+    </w:p>
+    <w:p>
+      <w:pPr>
+        <w:pStyle w:val="Listaconvietas"/>
+        <w:ind w:left="720" w:hanging="360"/>
+        <w:rPr>
+          <w:rFonts w:cs="Arial"/>
+        </w:rPr>
+      </w:pPr>
+      <w:r>
+        <w:t>db.sql no fija el juego de caracteres, la intercalación, el motor de almacenamiento ni la zona horaria de MySQL. El despliegue configurará estos valores; para conservar texto en español se utilizará utf8mb4, y para presentar fechas de Bogotá la aplicación en PHP configurará explícitamente la zona horaria de la aplicación y de la sesión de base de datos.</w:t>
+      </w:r>
+    </w:p>
+    <w:p>
+      <w:pPr>
+        <w:pStyle w:val="Ttulo3"/>
+        <w:rPr>
+          <w:rFonts w:ascii="Arial" w:hAnsi="Arial" w:cs="Arial"/>
+        </w:rPr>
+      </w:pPr>
+      <w:bookmarkStart w:id="23" w:name="_Toc242092170"/>
+      <w:r>
+        <w:rPr>
+          <w:rFonts w:ascii="Arial" w:eastAsia="Arial" w:hAnsi="Arial" w:cs="Arial"/>
+        </w:rPr>
+        <w:t xml:space="preserve">2.4.2 Dependencias</w:t>
+      </w:r>
+      <w:bookmarkEnd w:id="23"/>
+    </w:p>
+    <w:p>
+      <w:pPr>
+        <w:pStyle w:val="Listaconvietas"/>
+        <w:ind w:left="720" w:hanging="360"/>
+        <w:rPr>
+          <w:rFonts w:cs="Arial"/>
+        </w:rPr>
+      </w:pPr>
+      <w:r>
+        <w:rPr>
+          <w:rFonts w:eastAsia="Arial" w:cs="Arial"/>
+        </w:rPr>
+        <w:t xml:space="preserve">Servidor local Apache capaz de ejecutar PHP 7.4 o posterior con las extensiones mysqli y mysqlnd habilitadas, y con AllowOverride activo para aplicar el archivo .htaccess del proyecto.</w:t>
+      </w:r>
+    </w:p>
+    <w:p>
+      <w:pPr>
+        <w:pStyle w:val="Listaconvietas"/>
+        <w:ind w:left="720" w:hanging="360"/>
+        <w:rPr>
+          <w:rFonts w:cs="Arial"/>
+        </w:rPr>
+      </w:pPr>
+      <w:r>
+        <w:rPr>
+          <w:rFonts w:eastAsia="Arial" w:cs="Arial"/>
+        </w:rPr>
+        <w:t xml:space="preserve">Servicio MySQL 8.0.16 o posterior (o MariaDB 10.11 o posterior), con soporte para las restricciones CHECK y DEFAULT (CURRENT_DATE) de db.sql.</w:t>
+      </w:r>
+    </w:p>
+    <w:p>
+      <w:pPr>
+        <w:pStyle w:val="Listaconvietas"/>
+        <w:ind w:left="720" w:hanging="360"/>
+        <w:rPr>
+          <w:rFonts w:cs="Arial"/>
+        </w:rPr>
+      </w:pPr>
+      <w:r>
+        <w:rPr>
+          <w:rFonts w:eastAsia="Arial" w:cs="Arial"/>
+        </w:rPr>
+        <w:t xml:space="preserve">Para el desarrollo: Composer con PHPUnit 11 (PHP 8.2 o posterior), una base de datos de prueba cuyo nombre empiece por la_unica_test y un repositorio en GitHub con GitHub Actions para la integración continua.</w:t>
+      </w:r>
+    </w:p>
+    <w:p>
+      <w:pPr>
+        <w:pStyle w:val="Ttulo2"/>
+        <w:rPr>
+          <w:rFonts w:ascii="Arial" w:hAnsi="Arial" w:cs="Arial"/>
+        </w:rPr>
+      </w:pPr>
+      <w:bookmarkStart w:id="43" w:name="_Toc91500043"/>
+      <w:r>
+        <w:rPr>
+          <w:rFonts w:ascii="Arial" w:eastAsia="Arial" w:hAnsi="Arial" w:cs="Arial"/>
+        </w:rPr>
+        <w:t xml:space="preserve">2.5 Arquitectura del sistema</w:t>
+      </w:r>
+      <w:bookmarkEnd w:id="43"/>
+    </w:p>
+    <w:p>
+      <w:pPr>
+        <w:rPr>
+          <w:rFonts w:cs="Arial"/>
+        </w:rPr>
+      </w:pPr>
+      <w:r>
+        <w:rPr>
+          <w:rFonts w:eastAsia="Arial" w:cs="Arial"/>
+        </w:rPr>
+        <w:t xml:space="preserve">La Unica seguirá una arquitectura cliente-servidor local de tipo monolítico: un único aplicativo PHP, servido por Apache en el equipo del operador, atenderá las solicitudes del navegador y accederá a MySQL. No habrá una API externa ni servicios remotos; el navegador y el servidor se comunicarán por la interfaz de bucle local.</w:t>
+      </w:r>
+    </w:p>
+    <w:p>
+      <w:pPr>
+        <w:pStyle w:val="Ttulo3"/>
+        <w:rPr>
+          <w:rFonts w:ascii="Arial" w:hAnsi="Arial" w:cs="Arial"/>
+        </w:rPr>
+      </w:pPr>
+      <w:bookmarkStart w:id="44" w:name="_Toc91500044"/>
+      <w:r>
+        <w:rPr>
+          <w:rFonts w:ascii="Arial" w:eastAsia="Arial" w:hAnsi="Arial" w:cs="Arial"/>
+        </w:rPr>
+        <w:t xml:space="preserve">2.5.1 Capas del aplicativo</w:t>
+      </w:r>
+      <w:bookmarkEnd w:id="44"/>
+    </w:p>
+    <w:p>
+      <w:pPr>
+        <w:rPr>
+          <w:rFonts w:cs="Arial"/>
+        </w:rPr>
+      </w:pPr>
+      <w:r>
+        <w:rPr>
+          <w:rFonts w:eastAsia="Arial" w:cs="Arial"/>
+        </w:rPr>
+        <w:t xml:space="preserve">El código se organizará en tres capas lógicas. Cada página PHP actuará como controlador de su ruta: validará la solicitud, invocará la lógica correspondiente y presentará la vista.</w:t>
+      </w:r>
+    </w:p>
+    <w:p>
+      <w:pPr>
+        <w:keepNext/>
+        <w:ind w:firstLine="0"/>
+        <w:rPr>
+          <w:rFonts w:cs="Arial"/>
+        </w:rPr>
+      </w:pPr>
+      <w:r>
+        <w:rPr>
+          <w:rFonts w:eastAsia="Arial" w:cs="Arial"/>
+          <w:i/>
+        </w:rPr>
+        <w:t xml:space="preserve">Capas del aplicativo</w:t>
+      </w:r>
+    </w:p>
+    <w:tbl>
+      <w:tblPr>
+        <w:tblStyle w:val="Tablaconcuadrcula"/>
+        <w:tblW w:w="0" w:type="auto"/>
+        <w:tblLayout w:type="fixed"/>
+        <w:tblLook w:val="04A0" w:firstRow="1" w:lastRow="0" w:firstColumn="1" w:lastColumn="0" w:noHBand="0" w:noVBand="1"/>
+      </w:tblPr>
+      <w:tblGrid>
+        <w:gridCol w:w="1700"/>
+        <w:gridCol w:w="3700"/>
+        <w:gridCol w:w="3960"/>
+      </w:tblGrid>
+      <w:tr>
+        <w:trPr>
+          <w:tblHeader w:val="true"/>
+          <w:cantSplit/>
+        </w:trPr>
+        <w:tc>
+          <w:tcPr>
+            <w:tcW w:w="1700" w:type="dxa"/>
+          </w:tcPr>
+          <w:p>
+            <w:pPr>
+              <w:keepNext/>
+              <w:ind w:firstLine="0"/>
+            </w:pPr>
+            <w:r>
+              <w:t xml:space="preserve">Capa</w:t>
+            </w:r>
+          </w:p>
+        </w:tc>
+        <w:tc>
+          <w:tcPr>
+            <w:tcW w:w="3700" w:type="dxa"/>
+          </w:tcPr>
+          <w:p>
+            <w:pPr>
+              <w:keepNext/>
+              <w:ind w:firstLine="0"/>
+            </w:pPr>
+            <w:r>
+              <w:t xml:space="preserve">Componentes</w:t>
+            </w:r>
+          </w:p>
+        </w:tc>
+        <w:tc>
+          <w:tcPr>
+            <w:tcW w:w="3960" w:type="dxa"/>
+          </w:tcPr>
+          <w:p>
+            <w:pPr>
+              <w:keepNext/>
+              <w:ind w:firstLine="0"/>
+            </w:pPr>
+            <w:r>
+              <w:t xml:space="preserve">Responsabilidad</w:t>
+            </w:r>
+          </w:p>
+        </w:tc>
+      </w:tr>
+      <w:tr>
+        <w:trPr>
+          <w:cantSplit/>
+        </w:trPr>
+        <w:tc>
+          <w:tcPr>
+            <w:tcW w:w="1700" w:type="dxa"/>
+          </w:tcPr>
+          <w:p>
+            <w:pPr>
+              <w:keepLines/>
+              <w:ind w:firstLine="0"/>
+              <w:rPr>
+                <w:rFonts w:cs="Arial"/>
+              </w:rPr>
+            </w:pPr>
+            <w:r>
+              <w:rPr>
+                <w:rFonts w:eastAsia="Arial" w:cs="Arial"/>
+              </w:rPr>
+              <w:t xml:space="preserve">Presentación</w:t>
+            </w:r>
+          </w:p>
+        </w:tc>
+        <w:tc>
+          <w:tcPr>
+            <w:tcW w:w="3700" w:type="dxa"/>
+          </w:tcPr>
+          <w:p>
+            <w:pPr>
+              <w:keepLines/>
+              <w:ind w:firstLine="0"/>
+              <w:rPr>
+                <w:rFonts w:cs="Arial"/>
+              </w:rPr>
+            </w:pPr>
+            <w:r>
+              <w:rPr>
+                <w:rFonts w:eastAsia="Arial" w:cs="Arial"/>
+              </w:rPr>
+              <w:t xml:space="preserve">php/includes/menu.php y pie.php, vistas PHP de cada módulo, assets/css/estilos.css y assets/js/facturas.js.</w:t>
+            </w:r>
+          </w:p>
+        </w:tc>
+        <w:tc>
+          <w:tcPr>
+            <w:tcW w:w="3960" w:type="dxa"/>
+          </w:tcPr>
+          <w:p>
+            <w:pPr>
+              <w:keepLines/>
+              <w:ind w:firstLine="0"/>
+              <w:rPr>
+                <w:rFonts w:cs="Arial"/>
+              </w:rPr>
+            </w:pPr>
+            <w:r>
+              <w:rPr>
+                <w:rFonts w:eastAsia="Arial" w:cs="Arial"/>
+              </w:rPr>
+              <w:t xml:space="preserve">Generar HTML escapado, formularios con token CSRF, el menú adaptable y el total estimado de la venta en el navegador.</w:t>
+            </w:r>
+          </w:p>
+        </w:tc>
+      </w:tr>
+      <w:tr>
+        <w:trPr>
+          <w:cantSplit/>
+        </w:trPr>
+        <w:tc>
+          <w:tcPr>
+            <w:tcW w:w="1700" w:type="dxa"/>
+          </w:tcPr>
+          <w:p>
+            <w:pPr>
+              <w:keepLines/>
+              <w:ind w:firstLine="0"/>
+              <w:rPr>
+                <w:rFonts w:cs="Arial"/>
+              </w:rPr>
+            </w:pPr>
+            <w:r>
+              <w:rPr>
+                <w:rFonts w:eastAsia="Arial" w:cs="Arial"/>
+              </w:rPr>
+              <w:t xml:space="preserve">Lógica de aplicación</w:t>
+            </w:r>
+          </w:p>
+        </w:tc>
+        <w:tc>
+          <w:tcPr>
+            <w:tcW w:w="3700" w:type="dxa"/>
+          </w:tcPr>
+          <w:p>
+            <w:pPr>
+              <w:keepLines/>
+              <w:ind w:firstLine="0"/>
+              <w:rPr>
+                <w:rFonts w:cs="Arial"/>
+              </w:rPr>
+            </w:pPr>
+            <w:r>
+              <w:rPr>
+                <w:rFonts w:eastAsia="Arial" w:cs="Arial"/>
+              </w:rPr>
+              <w:t xml:space="preserve">Páginas de cada módulo, php/facturas/servicio_facturas.php y php/config/conexion.php.</w:t>
+            </w:r>
+          </w:p>
+        </w:tc>
+        <w:tc>
+          <w:tcPr>
+            <w:tcW w:w="3960" w:type="dxa"/>
+          </w:tcPr>
+          <w:p>
+            <w:pPr>
+              <w:keepLines/>
+              <w:ind w:firstLine="0"/>
+              <w:rPr>
+                <w:rFonts w:cs="Arial"/>
+              </w:rPr>
+            </w:pPr>
+            <w:r>
+              <w:rPr>
+                <w:rFonts w:eastAsia="Arial" w:cs="Arial"/>
+              </w:rPr>
+              <w:t xml:space="preserve">Validar entradas, aplicar las reglas de negocio, ejecutar ventas, cobros y cancelaciones en transacciones y redirigir con el patrón PRG.</w:t>
+            </w:r>
+          </w:p>
+        </w:tc>
+      </w:tr>
+      <w:tr>
+        <w:trPr>
+          <w:cantSplit/>
+        </w:trPr>
+        <w:tc>
+          <w:tcPr>
+            <w:tcW w:w="1700" w:type="dxa"/>
+          </w:tcPr>
+          <w:p>
+            <w:pPr>
+              <w:keepLines/>
+              <w:ind w:firstLine="0"/>
+              <w:rPr>
+                <w:rFonts w:cs="Arial"/>
+              </w:rPr>
+            </w:pPr>
+            <w:r>
+              <w:rPr>
+                <w:rFonts w:eastAsia="Arial" w:cs="Arial"/>
+              </w:rPr>
+              <w:t xml:space="preserve">Datos</w:t>
+            </w:r>
+          </w:p>
+        </w:tc>
+        <w:tc>
+          <w:tcPr>
+            <w:tcW w:w="3700" w:type="dxa"/>
+          </w:tcPr>
+          <w:p>
+            <w:pPr>
+              <w:keepLines/>
+              <w:ind w:firstLine="0"/>
+              <w:rPr>
+                <w:rFonts w:cs="Arial"/>
+              </w:rPr>
+            </w:pPr>
+            <w:r>
+              <w:rPr>
+                <w:rFonts w:eastAsia="Arial" w:cs="Arial"/>
+              </w:rPr>
+              <w:t xml:space="preserve">Tablas, vistas y procedimientos de db.sql; php/config/consultas.php y php/reportes/datos_reportes.php.</w:t>
+            </w:r>
+          </w:p>
+        </w:tc>
+        <w:tc>
+          <w:tcPr>
+            <w:tcW w:w="3960" w:type="dxa"/>
+          </w:tcPr>
+          <w:p>
+            <w:pPr>
+              <w:keepLines/>
+              <w:ind w:firstLine="0"/>
+              <w:rPr>
+                <w:rFonts w:cs="Arial"/>
+              </w:rPr>
+            </w:pPr>
+            <w:r>
+              <w:rPr>
+                <w:rFonts w:eastAsia="Arial" w:cs="Arial"/>
+              </w:rPr>
+              <w:t xml:space="preserve">Persistir la información, imponer claves y restricciones CHECK y entregar los datos de los reportes.</w:t>
+            </w:r>
+          </w:p>
+        </w:tc>
+      </w:tr>
+    </w:tbl>
+    <w:p>
+      <w:pPr>
+        <w:pStyle w:val="Ttulo3"/>
+        <w:rPr>
+          <w:rFonts w:ascii="Arial" w:hAnsi="Arial" w:cs="Arial"/>
+        </w:rPr>
+      </w:pPr>
+      <w:bookmarkStart w:id="45" w:name="_Toc91500045"/>
+      <w:r>
+        <w:rPr>
+          <w:rFonts w:ascii="Arial" w:eastAsia="Arial" w:hAnsi="Arial" w:cs="Arial"/>
+        </w:rPr>
+        <w:t xml:space="preserve">2.5.2 Estructura del repositorio</w:t>
+      </w:r>
+      <w:bookmarkEnd w:id="45"/>
+    </w:p>
+    <w:p>
+      <w:pPr>
+        <w:rPr>
+          <w:rFonts w:cs="Arial"/>
+        </w:rPr>
+      </w:pPr>
+      <w:r>
+        <w:rPr>
+          <w:rFonts w:eastAsia="Arial" w:cs="Arial"/>
+        </w:rPr>
+        <w:t xml:space="preserve">La siguiente tabla resume los directorios del repositorio y la función de cada uno.</w:t>
+      </w:r>
+    </w:p>
+    <w:p>
+      <w:pPr>
+        <w:keepNext/>
+        <w:ind w:firstLine="0"/>
+        <w:rPr>
+          <w:rFonts w:cs="Arial"/>
+        </w:rPr>
+      </w:pPr>
+      <w:r>
+        <w:rPr>
+          <w:rFonts w:eastAsia="Arial" w:cs="Arial"/>
+          <w:i/>
+        </w:rPr>
+        <w:t xml:space="preserve">Directorios del repositorio</w:t>
+      </w:r>
+    </w:p>
+    <w:tbl>
+      <w:tblPr>
+        <w:tblStyle w:val="Tablaconcuadrcula"/>
+        <w:tblW w:w="0" w:type="auto"/>
+        <w:tblLayout w:type="fixed"/>
+        <w:tblLook w:val="04A0" w:firstRow="1" w:lastRow="0" w:firstColumn="1" w:lastColumn="0" w:noHBand="0" w:noVBand="1"/>
+      </w:tblPr>
+      <w:tblGrid>
+        <w:gridCol w:w="2800"/>
+        <w:gridCol w:w="6560"/>
+      </w:tblGrid>
+      <w:tr>
+        <w:trPr>
+          <w:tblHeader w:val="true"/>
+          <w:cantSplit/>
+        </w:trPr>
+        <w:tc>
+          <w:tcPr>
+            <w:tcW w:w="2800" w:type="dxa"/>
+          </w:tcPr>
+          <w:p>
+            <w:pPr>
+              <w:keepNext/>
+              <w:ind w:firstLine="0"/>
+            </w:pPr>
+            <w:r>
+              <w:t xml:space="preserve">Ruta</w:t>
+            </w:r>
+          </w:p>
+        </w:tc>
+        <w:tc>
+          <w:tcPr>
+            <w:tcW w:w="6560" w:type="dxa"/>
+          </w:tcPr>
+          <w:p>
+            <w:pPr>
+              <w:keepNext/>
+              <w:ind w:firstLine="0"/>
+            </w:pPr>
+            <w:r>
+              <w:t xml:space="preserve">Contenido</w:t>
+            </w:r>
+          </w:p>
+        </w:tc>
+      </w:tr>
+      <w:tr>
+        <w:trPr>
+          <w:cantSplit/>
+        </w:trPr>
+        <w:tc>
+          <w:tcPr>
+            <w:tcW w:w="2800" w:type="dxa"/>
+          </w:tcPr>
+          <w:p>
+            <w:pPr>
+              <w:keepLines/>
+              <w:ind w:firstLine="0"/>
+              <w:rPr>
+                <w:rFonts w:cs="Arial"/>
+              </w:rPr>
+            </w:pPr>
+            <w:r>
+              <w:rPr>
+                <w:rFonts w:eastAsia="Arial" w:cs="Arial"/>
+              </w:rPr>
+              <w:t xml:space="preserve">index.php y main.php</w:t>
+            </w:r>
+          </w:p>
+        </w:tc>
+        <w:tc>
+          <w:tcPr>
+            <w:tcW w:w="6560" w:type="dxa"/>
+          </w:tcPr>
+          <w:p>
+            <w:pPr>
+              <w:keepLines/>
+              <w:ind w:firstLine="0"/>
+              <w:rPr>
+                <w:rFonts w:cs="Arial"/>
+              </w:rPr>
+            </w:pPr>
+            <w:r>
+              <w:rPr>
+                <w:rFonts w:eastAsia="Arial" w:cs="Arial"/>
+              </w:rPr>
+              <w:t xml:space="preserve">Punto de entrada y panel de inicio.</w:t>
+            </w:r>
+          </w:p>
+        </w:tc>
+      </w:tr>
+      <w:tr>
+        <w:trPr>
+          <w:cantSplit/>
+        </w:trPr>
+        <w:tc>
+          <w:tcPr>
+            <w:tcW w:w="2800" w:type="dxa"/>
+          </w:tcPr>
+          <w:p>
+            <w:pPr>
+              <w:keepLines/>
+              <w:ind w:firstLine="0"/>
+              <w:rPr>
+                <w:rFonts w:cs="Arial"/>
+              </w:rPr>
+            </w:pPr>
+            <w:r>
+              <w:rPr>
+                <w:rFonts w:eastAsia="Arial" w:cs="Arial"/>
+              </w:rPr>
+              <w:t xml:space="preserve">php/config/</w:t>
+            </w:r>
+          </w:p>
+        </w:tc>
+        <w:tc>
+          <w:tcPr>
+            <w:tcW w:w="6560" w:type="dxa"/>
+          </w:tcPr>
+          <w:p>
+            <w:pPr>
+              <w:keepLines/>
+              <w:ind w:firstLine="0"/>
+              <w:rPr>
+                <w:rFonts w:cs="Arial"/>
+              </w:rPr>
+            </w:pPr>
+            <w:r>
+              <w:rPr>
+                <w:rFonts w:eastAsia="Arial" w:cs="Arial"/>
+              </w:rPr>
+              <w:t xml:space="preserve">entorno.php (URL base, cabeceras de seguridad y escape HTML), conexion.php (conexión, sesión y validaciones), consultas.php (consultas preparadas) y conexion.local.example.php (plantilla de configuración local).</w:t>
+            </w:r>
+          </w:p>
+        </w:tc>
+      </w:tr>
+      <w:tr>
+        <w:trPr>
+          <w:cantSplit/>
+        </w:trPr>
+        <w:tc>
+          <w:tcPr>
+            <w:tcW w:w="2800" w:type="dxa"/>
+          </w:tcPr>
+          <w:p>
+            <w:pPr>
+              <w:keepLines/>
+              <w:ind w:firstLine="0"/>
+              <w:rPr>
+                <w:rFonts w:cs="Arial"/>
+              </w:rPr>
+            </w:pPr>
+            <w:r>
+              <w:rPr>
+                <w:rFonts w:eastAsia="Arial" w:cs="Arial"/>
+              </w:rPr>
+              <w:t xml:space="preserve">php/clientes/ y php/productos/</w:t>
+            </w:r>
+          </w:p>
+        </w:tc>
+        <w:tc>
+          <w:tcPr>
+            <w:tcW w:w="6560" w:type="dxa"/>
+          </w:tcPr>
+          <w:p>
+            <w:pPr>
+              <w:keepLines/>
+              <w:ind w:firstLine="0"/>
+              <w:rPr>
+                <w:rFonts w:cs="Arial"/>
+              </w:rPr>
+            </w:pPr>
+            <w:r>
+              <w:rPr>
+                <w:rFonts w:eastAsia="Arial" w:cs="Arial"/>
+              </w:rPr>
+              <w:t xml:space="preserve">Registro, consulta, edición y eliminación protegida.</w:t>
+            </w:r>
+          </w:p>
+        </w:tc>
+      </w:tr>
+      <w:tr>
+        <w:trPr>
+          <w:cantSplit/>
+        </w:trPr>
+        <w:tc>
+          <w:tcPr>
+            <w:tcW w:w="2800" w:type="dxa"/>
+          </w:tcPr>
+          <w:p>
+            <w:pPr>
+              <w:keepLines/>
+              <w:ind w:firstLine="0"/>
+              <w:rPr>
+                <w:rFonts w:cs="Arial"/>
+              </w:rPr>
+            </w:pPr>
+            <w:r>
+              <w:rPr>
+                <w:rFonts w:eastAsia="Arial" w:cs="Arial"/>
+              </w:rPr>
+              <w:t xml:space="preserve">php/facturas/</w:t>
+            </w:r>
+          </w:p>
+        </w:tc>
+        <w:tc>
+          <w:tcPr>
+            <w:tcW w:w="6560" w:type="dxa"/>
+          </w:tcPr>
+          <w:p>
+            <w:pPr>
+              <w:keepLines/>
+              <w:ind w:firstLine="0"/>
+              <w:rPr>
+                <w:rFonts w:cs="Arial"/>
+              </w:rPr>
+            </w:pPr>
+            <w:r>
+              <w:rPr>
+                <w:rFonts w:eastAsia="Arial" w:cs="Arial"/>
+              </w:rPr>
+              <w:t xml:space="preserve">Venta, consulta, comprobante, registro de pago, cancelación y servicio_facturas.php con las reglas de negocio.</w:t>
+            </w:r>
+          </w:p>
+        </w:tc>
+      </w:tr>
+      <w:tr>
+        <w:trPr>
+          <w:cantSplit/>
+        </w:trPr>
+        <w:tc>
+          <w:tcPr>
+            <w:tcW w:w="2800" w:type="dxa"/>
+          </w:tcPr>
+          <w:p>
+            <w:pPr>
+              <w:keepLines/>
+              <w:ind w:firstLine="0"/>
+              <w:rPr>
+                <w:rFonts w:cs="Arial"/>
+              </w:rPr>
+            </w:pPr>
+            <w:r>
+              <w:rPr>
+                <w:rFonts w:eastAsia="Arial" w:cs="Arial"/>
+              </w:rPr>
+              <w:t xml:space="preserve">php/reportes/</w:t>
+            </w:r>
+          </w:p>
+        </w:tc>
+        <w:tc>
+          <w:tcPr>
+            <w:tcW w:w="6560" w:type="dxa"/>
+          </w:tcPr>
+          <w:p>
+            <w:pPr>
+              <w:keepLines/>
+              <w:ind w:firstLine="0"/>
+              <w:rPr>
+                <w:rFonts w:cs="Arial"/>
+              </w:rPr>
+            </w:pPr>
+            <w:r>
+              <w:rPr>
+                <w:rFonts w:eastAsia="Arial" w:cs="Arial"/>
+              </w:rPr>
+              <w:t xml:space="preserve">Resumen, plantilla común y siete reportes definidos en datos_reportes.php.</w:t>
+            </w:r>
+          </w:p>
+        </w:tc>
+      </w:tr>
+      <w:tr>
+        <w:trPr>
+          <w:cantSplit/>
+        </w:trPr>
+        <w:tc>
+          <w:tcPr>
+            <w:tcW w:w="2800" w:type="dxa"/>
+          </w:tcPr>
+          <w:p>
+            <w:pPr>
+              <w:keepLines/>
+              <w:ind w:firstLine="0"/>
+              <w:rPr>
+                <w:rFonts w:cs="Arial"/>
+              </w:rPr>
+            </w:pPr>
+            <w:r>
+              <w:rPr>
+                <w:rFonts w:eastAsia="Arial" w:cs="Arial"/>
+              </w:rPr>
+              <w:t xml:space="preserve">php/sobre_nosotros/</w:t>
+            </w:r>
+          </w:p>
+        </w:tc>
+        <w:tc>
+          <w:tcPr>
+            <w:tcW w:w="6560" w:type="dxa"/>
+          </w:tcPr>
+          <w:p>
+            <w:pPr>
+              <w:keepLines/>
+              <w:ind w:firstLine="0"/>
+              <w:rPr>
+                <w:rFonts w:cs="Arial"/>
+              </w:rPr>
+            </w:pPr>
+            <w:r>
+              <w:rPr>
+                <w:rFonts w:eastAsia="Arial" w:cs="Arial"/>
+              </w:rPr>
+              <w:t xml:space="preserve">Manual de usuario en PDF y video explicativo; no requieren la base de datos.</w:t>
+            </w:r>
+          </w:p>
+        </w:tc>
+      </w:tr>
+      <w:tr>
+        <w:trPr>
+          <w:cantSplit/>
+        </w:trPr>
+        <w:tc>
+          <w:tcPr>
+            <w:tcW w:w="2800" w:type="dxa"/>
+          </w:tcPr>
+          <w:p>
+            <w:pPr>
+              <w:keepLines/>
+              <w:ind w:firstLine="0"/>
+              <w:rPr>
+                <w:rFonts w:cs="Arial"/>
+              </w:rPr>
+            </w:pPr>
+            <w:r>
+              <w:rPr>
+                <w:rFonts w:eastAsia="Arial" w:cs="Arial"/>
+              </w:rPr>
+              <w:t xml:space="preserve">assets/</w:t>
+            </w:r>
+          </w:p>
+        </w:tc>
+        <w:tc>
+          <w:tcPr>
+            <w:tcW w:w="6560" w:type="dxa"/>
+          </w:tcPr>
+          <w:p>
+            <w:pPr>
+              <w:keepLines/>
+              <w:ind w:firstLine="0"/>
+              <w:rPr>
+                <w:rFonts w:cs="Arial"/>
+              </w:rPr>
+            </w:pPr>
+            <w:r>
+              <w:rPr>
+                <w:rFonts w:eastAsia="Arial" w:cs="Arial"/>
+              </w:rPr>
+              <w:t xml:space="preserve">Hoja de estilos, fuentes locales, logotipo, JavaScript y video.</w:t>
+            </w:r>
+          </w:p>
+        </w:tc>
+      </w:tr>
+      <w:tr>
+        <w:trPr>
+          <w:cantSplit/>
+        </w:trPr>
+        <w:tc>
+          <w:tcPr>
+            <w:tcW w:w="2800" w:type="dxa"/>
+          </w:tcPr>
+          <w:p>
+            <w:pPr>
+              <w:keepLines/>
+              <w:ind w:firstLine="0"/>
+              <w:rPr>
+                <w:rFonts w:cs="Arial"/>
+              </w:rPr>
+            </w:pPr>
+            <w:r>
+              <w:rPr>
+                <w:rFonts w:eastAsia="Arial" w:cs="Arial"/>
+              </w:rPr>
+              <w:t xml:space="preserve">wiki/</w:t>
+            </w:r>
+          </w:p>
+        </w:tc>
+        <w:tc>
+          <w:tcPr>
+            <w:tcW w:w="6560" w:type="dxa"/>
+          </w:tcPr>
+          <w:p>
+            <w:pPr>
+              <w:keepLines/>
+              <w:ind w:firstLine="0"/>
+              <w:rPr>
+                <w:rFonts w:cs="Arial"/>
+              </w:rPr>
+            </w:pPr>
+            <w:r>
+              <w:rPr>
+                <w:rFonts w:eastAsia="Arial" w:cs="Arial"/>
+              </w:rPr>
+              <w:t xml:space="preserve">Documentación de uso, configuración y notas técnicas.</w:t>
+            </w:r>
+          </w:p>
+        </w:tc>
+      </w:tr>
+      <w:tr>
+        <w:trPr>
+          <w:cantSplit/>
+        </w:trPr>
+        <w:tc>
+          <w:tcPr>
+            <w:tcW w:w="2800" w:type="dxa"/>
+          </w:tcPr>
+          <w:p>
+            <w:pPr>
+              <w:keepLines/>
+              <w:ind w:firstLine="0"/>
+              <w:rPr>
+                <w:rFonts w:cs="Arial"/>
+              </w:rPr>
+            </w:pPr>
+            <w:r>
+              <w:rPr>
+                <w:rFonts w:eastAsia="Arial" w:cs="Arial"/>
+              </w:rPr>
+              <w:t xml:space="preserve">referencias/</w:t>
+            </w:r>
+          </w:p>
+        </w:tc>
+        <w:tc>
+          <w:tcPr>
+            <w:tcW w:w="6560" w:type="dxa"/>
+          </w:tcPr>
+          <w:p>
+            <w:pPr>
+              <w:keepLines/>
+              <w:ind w:firstLine="0"/>
+              <w:rPr>
+                <w:rFonts w:cs="Arial"/>
+              </w:rPr>
+            </w:pPr>
+            <w:r>
+              <w:rPr>
+                <w:rFonts w:eastAsia="Arial" w:cs="Arial"/>
+              </w:rPr>
+              <w:t xml:space="preserve">db.sql, migraciones, usuario_app.sql, SRS, manual de usuario y documentación de QA.</w:t>
+            </w:r>
+          </w:p>
+        </w:tc>
+      </w:tr>
+      <w:tr>
+        <w:trPr>
+          <w:cantSplit/>
+        </w:trPr>
+        <w:tc>
+          <w:tcPr>
+            <w:tcW w:w="2800" w:type="dxa"/>
+          </w:tcPr>
+          <w:p>
+            <w:pPr>
+              <w:keepLines/>
+              <w:ind w:firstLine="0"/>
+              <w:rPr>
+                <w:rFonts w:cs="Arial"/>
+              </w:rPr>
+            </w:pPr>
+            <w:r>
+              <w:rPr>
+                <w:rFonts w:eastAsia="Arial" w:cs="Arial"/>
+              </w:rPr>
+              <w:t xml:space="preserve">tests/</w:t>
+            </w:r>
+          </w:p>
+        </w:tc>
+        <w:tc>
+          <w:tcPr>
+            <w:tcW w:w="6560" w:type="dxa"/>
+          </w:tcPr>
+          <w:p>
+            <w:pPr>
+              <w:keepLines/>
+              <w:ind w:firstLine="0"/>
+              <w:rPr>
+                <w:rFonts w:cs="Arial"/>
+              </w:rPr>
+            </w:pPr>
+            <w:r>
+              <w:rPr>
+                <w:rFonts w:eastAsia="Arial" w:cs="Arial"/>
+              </w:rPr>
+              <w:t xml:space="preserve">Pruebas de integración con PHPUnit.</w:t>
+            </w:r>
+          </w:p>
+        </w:tc>
+      </w:tr>
+      <w:tr>
+        <w:trPr>
+          <w:cantSplit/>
+        </w:trPr>
+        <w:tc>
+          <w:tcPr>
+            <w:tcW w:w="2800" w:type="dxa"/>
+          </w:tcPr>
+          <w:p>
+            <w:pPr>
+              <w:keepLines/>
+              <w:ind w:firstLine="0"/>
+              <w:rPr>
+                <w:rFonts w:cs="Arial"/>
+              </w:rPr>
+            </w:pPr>
+            <w:r>
+              <w:rPr>
+                <w:rFonts w:eastAsia="Arial" w:cs="Arial"/>
+              </w:rPr>
+              <w:t xml:space="preserve">.github/workflows/</w:t>
+            </w:r>
+          </w:p>
+        </w:tc>
+        <w:tc>
+          <w:tcPr>
+            <w:tcW w:w="6560" w:type="dxa"/>
+          </w:tcPr>
+          <w:p>
+            <w:pPr>
+              <w:keepLines/>
+              <w:ind w:firstLine="0"/>
+              <w:rPr>
+                <w:rFonts w:cs="Arial"/>
+              </w:rPr>
+            </w:pPr>
+            <w:r>
+              <w:rPr>
+                <w:rFonts w:eastAsia="Arial" w:cs="Arial"/>
+              </w:rPr>
+              <w:t xml:space="preserve">Validación de sintaxis y pruebas en GitHub Actions.</w:t>
+            </w:r>
+          </w:p>
+        </w:tc>
+      </w:tr>
+    </w:tbl>
+    <w:p>
+      <w:pPr>
+        <w:pStyle w:val="Ttulo3"/>
+        <w:rPr>
+          <w:rFonts w:ascii="Arial" w:hAnsi="Arial" w:cs="Arial"/>
+        </w:rPr>
+      </w:pPr>
+      <w:bookmarkStart w:id="46" w:name="_Toc91500046"/>
+      <w:r>
+        <w:rPr>
+          <w:rFonts w:ascii="Arial" w:eastAsia="Arial" w:hAnsi="Arial" w:cs="Arial"/>
+        </w:rPr>
+        <w:t xml:space="preserve">2.5.3 Flujo de una operación</w:t>
+      </w:r>
+      <w:bookmarkEnd w:id="46"/>
+    </w:p>
+    <w:p>
+      <w:pPr>
+        <w:rPr>
+          <w:rFonts w:cs="Arial"/>
+        </w:rPr>
+      </w:pPr>
+      <w:r>
+        <w:rPr>
+          <w:rFonts w:eastAsia="Arial" w:cs="Arial"/>
+        </w:rPr>
+        <w:t xml:space="preserve">Toda operación que modifique datos seguirá el mismo flujo. El navegador enviará el formulario por POST con el token CSRF de la sesión. La página validará el token, los tipos y los límites. La lógica se ejecutará con sentencias preparadas y, si afecta existencias o estados, dentro de una transacción que bloquea las filas implicadas (SELECT … FOR UPDATE), con los productos en orden ascendente de id_producto para evitar interbloqueos.</w:t>
+      </w:r>
+    </w:p>
+    <w:p>
+      <w:pPr>
+        <w:rPr>
+          <w:rFonts w:cs="Arial"/>
+        </w:rPr>
+      </w:pPr>
+      <w:r>
+        <w:rPr>
+          <w:rFonts w:eastAsia="Arial" w:cs="Arial"/>
+        </w:rPr>
+        <w:t xml:space="preserve">Si la operación se completa, la transacción se confirmará. Al crear un registro, registrar un pago o cancelar una factura, el servidor responderá con una redirección HTTP 303 (patrón PRG) y mostrará el resultado una sola vez mediante un mensaje guardado en la sesión; la edición y la eliminación mostrarán el resultado en la misma página. Si una regla no se cumple, la transacción se revertirá y el mensaje aparecerá junto al formulario, conservando los datos ingresados. Los errores técnicos se registrarán en el log del servidor y no se mostrarán al operador.</w:t>
+      </w:r>
+    </w:p>
+    <w:p>
+      <w:pPr>
+        <w:pStyle w:val="Ttulo3"/>
+        <w:rPr>
+          <w:rFonts w:ascii="Arial" w:hAnsi="Arial" w:cs="Arial"/>
+        </w:rPr>
+      </w:pPr>
+      <w:bookmarkStart w:id="47" w:name="_Toc91500047"/>
+      <w:r>
+        <w:rPr>
+          <w:rFonts w:ascii="Arial" w:eastAsia="Arial" w:hAnsi="Arial" w:cs="Arial"/>
+        </w:rPr>
+        <w:t xml:space="preserve">2.5.4 Despliegue y configuración</w:t>
+      </w:r>
+      <w:bookmarkEnd w:id="47"/>
+    </w:p>
+    <w:p>
+      <w:pPr>
+        <w:rPr>
+          <w:rFonts w:cs="Arial"/>
+        </w:rPr>
+      </w:pPr>
+      <w:r>
+        <w:rPr>
+          <w:rFonts w:eastAsia="Arial" w:cs="Arial"/>
+        </w:rPr>
+        <w:t xml:space="preserve">El aplicativo se instalará en la carpeta servida por Apache, por ejemplo la de Laragon. La conexión usará por defecto 127.0.0.1, puerto 3306, base la_unica y usuario root sin contraseña; cada equipo podrá cambiar estos valores en php/config/conexion.local.php, que no se incluye en el control de versiones, o con variables de entorno DB_*. Se recomienda el usuario la_unica_app, creado con referencias/usuario_app.sql, con permisos limitados a la base la_unica. El archivo .htaccess impedirá servir el historial de Git, la configuración, las pruebas, los scripts SQL y los documentos internos.</w:t>
+      </w:r>
+    </w:p>
+    <w:p>
+      <w:pPr>
+        <w:pStyle w:val="Ttulo3"/>
+        <w:rPr>
+          <w:rFonts w:ascii="Arial" w:hAnsi="Arial" w:cs="Arial"/>
+        </w:rPr>
+      </w:pPr>
+      <w:bookmarkStart w:id="48" w:name="_Toc91500048"/>
+      <w:r>
+        <w:rPr>
+          <w:rFonts w:ascii="Arial" w:eastAsia="Arial" w:hAnsi="Arial" w:cs="Arial"/>
+        </w:rPr>
+        <w:t xml:space="preserve">2.5.5 Verificación automatizada</w:t>
+      </w:r>
+      <w:bookmarkEnd w:id="48"/>
+    </w:p>
+    <w:p>
+      <w:pPr>
+        <w:rPr>
+          <w:rFonts w:cs="Arial"/>
+        </w:rPr>
+      </w:pPr>
+      <w:r>
+        <w:rPr>
+          <w:rFonts w:eastAsia="Arial" w:cs="Arial"/>
+        </w:rPr>
+        <w:t xml:space="preserve">Las reglas de venta, cobro, cancelación, reportes y restricciones de la base se verificarán con pruebas de integración en PHPUnit, ejecutadas contra una base de prueba cuyo nombre empieza por la_unica_test. En cada envío al repositorio, GitHub Actions ejecutará la validación de sintaxis de PHP y JavaScript, las pruebas sobre una base creada con db.sql y las mismas pruebas sobre una base migrada desde el esquema anterior.</w:t>
       </w:r>
     </w:p>
     <w:p>
@@ -4085,7 +5995,7 @@
         <w:rPr>
           <w:rFonts w:eastAsia="Arial" w:cs="Arial"/>
         </w:rPr>
-        <w:t>La interfaz ofrecerá acceso a Clientes, Productos, Facturas y Reportes. La sección Reportes mostrará un resumen con los siete indicadores definidos en RF-13 y acceso a cada reporte individual. Los formularios de clientes solicitarán id_cliente y nombre; los de productos, nombre, unidad_medida, precio_unitario y stock. La preparación de una factura mostrará cliente, productos, cantidades e importes basados en el precio vigente. Los productos con stock cero podrán mostrarse como agotados. La cancelación estará deshabilitada para facturas Cancelado; la eliminación estará deshabilitada cuando haya referencias asociadas.</w:t>
+        <w:t xml:space="preserve">La interfaz ofrecerá acceso a Clientes, Productos, Facturas, Reportes y Sobre nosotros desde un menú lateral que se adapta a pantallas pequeñas. La sección Reportes mostrará un resumen con los siete indicadores definidos en RF-13 y acceso a cada reporte individual. Los formularios de clientes solicitarán id_cliente, nombre y, de forma opcional, fecha_registro; los de productos, nombre, unidad_medida, precio_unitario y stock. La preparación de una factura mostrará cliente, forma de pago (de contado o por cobrar), productos, cantidades y un total estimado con el precio vigente. Los productos con stock cero podrán mostrarse como agotados. El comprobante de una factura Pendiente ofrecerá Registrar pago, y el de una factura Pagado o Pendiente, Cancelar factura. La cancelación estará deshabilitada para facturas Cancelado; la eliminación estará deshabilitada cuando haya referencias asociadas.</w:t>
       </w:r>
     </w:p>
     <w:p>
@@ -4143,7 +6053,7 @@
         <w:rPr>
           <w:rFonts w:eastAsia="Arial" w:cs="Arial"/>
         </w:rPr>
-        <w:t>La aplicación desarrollada en PHP se comunicará con MySQL para leer y guardar clientes, facturas, productos y detalle_facturas, así como para consultar las vistas y ejecutar los procedimientos de reporte definidos en db.sql. El servicio se ejecutará localmente en el equipo del operador.</w:t>
+        <w:t xml:space="preserve">La aplicación desarrollada en PHP se comunicará con MySQL para leer y guardar clientes, facturas, productos y detalle_facturas, así como para consultar las vistas y ejecutar los procedimientos de reporte definidos en db.sql. El servicio se ejecutará localmente en el equipo del operador. Los parámetros de conexión tendrán valores predeterminados en php/config/conexion.php, que podrán sustituirse con php/config/conexion.local.php o con variables de entorno DB_*.</w:t>
       </w:r>
     </w:p>
     <w:p>
@@ -4172,7 +6082,7 @@
         <w:rPr>
           <w:rFonts w:eastAsia="Arial" w:cs="Arial"/>
         </w:rPr>
-        <w:t xml:space="preserve">La comunicación entre navegador y aplicación se realizará mediante solicitudes web. El servidor validará los datos antes de guardarlos y devolverá mensajes claros si una operación no puede completarse.</w:t>
+        <w:t xml:space="preserve">La comunicación entre navegador y aplicación se realizará mediante solicitudes HTTP en el mismo equipo: GET para las consultas y POST, con token CSRF, para las operaciones que modifican datos. Tras crear un registro, registrar un pago o cancelar una factura, el servidor responderá con una redirección 303, de modo que recargar la página no repita la operación. El servidor validará los datos antes de guardarlos y devolverá mensajes claros si una operación no puede completarse.</w:t>
       </w:r>
     </w:p>
     <w:p>
@@ -4247,7 +6157,7 @@
         <w:rPr>
           <w:rFonts w:eastAsia="Arial" w:cs="Arial"/>
         </w:rPr>
-        <w:t>Como operador, quiero registrar y actualizar productos con nombre, unidad_medida, precio_unitario y stock entero para preparar ventas con datos vigentes. Quiero ver los productos agotados y eliminar solo productos que no tengan detalles asociados.</w:t>
+        <w:t xml:space="preserve">Como operador, quiero registrar y actualizar productos con nombre, unidad_medida, precio_unitario y stock entero para preparar ventas con datos vigentes, sabiendo que un cambio de precio no altera las facturas ya emitidas. Quiero ver los productos agotados y eliminar solo productos que no tengan detalles asociados.</w:t>
       </w:r>
     </w:p>
     <w:p>
@@ -4276,7 +6186,7 @@
         <w:rPr>
           <w:rFonts w:eastAsia="Arial" w:cs="Arial"/>
         </w:rPr>
-        <w:t>Como operador, quiero seleccionar un cliente registrado y agregar productos con cantidades enteras positivas para generar una factura cuyo total se calcule con los precios actuales y cuyas existencias se actualicen al completar la venta.</w:t>
+        <w:t xml:space="preserve">Como operador, quiero seleccionar un cliente registrado, indicar si la venta es de contado o por cobrar y agregar productos con cantidades enteras positivas para generar una factura que guarde el precio de cada producto y cuyas existencias se actualicen al completar la venta.</w:t>
       </w:r>
     </w:p>
     <w:p>
@@ -4305,7 +6215,7 @@
         <w:rPr>
           <w:rFonts w:eastAsia="Arial" w:cs="Arial"/>
         </w:rPr>
-        <w:t>Como operador, quiero consultar e imprimir facturas por su id_factura, cliente o fecha. Los importes utilizarán el precio actual del producto. Quiero cancelar únicamente facturas Pagado y bloquear la acción si ya están Cancelado.</w:t>
+        <w:t xml:space="preserve">Como operador, quiero consultar e imprimir facturas por su id_factura, cliente o fecha. Los importes utilizarán el precio registrado en la venta. Quiero cancelar facturas Pagado o Pendiente y que la acción quede bloqueada si ya están Cancelado.</w:t>
       </w:r>
     </w:p>
     <w:p>
@@ -4320,6 +6230,38 @@
       <w:pPr/>
       <w:r>
         <w:t>Como operador, quiero consultar reportes de clientes, ventas, existencias y estados de factura para revisar los datos consolidados por el esquema.</w:t>
+      </w:r>
+    </w:p>
+    <w:p>
+      <w:pPr>
+        <w:pStyle w:val="Ttulo3"/>
+      </w:pPr>
+      <w:bookmarkStart w:id="49" w:name="_Toc91500049"/>
+      <w:r>
+        <w:t xml:space="preserve">3.2.6 Cobro de ventas por cobrar</w:t>
+      </w:r>
+      <w:bookmarkEnd w:id="49"/>
+    </w:p>
+    <w:p>
+      <w:pPr/>
+      <w:r>
+        <w:t xml:space="preserve">Como operador, quiero consultar las facturas pendientes y registrar el pago de una de ellas cuando el cliente pague, para que pase a Pagado sin modificar las existencias.</w:t>
+      </w:r>
+    </w:p>
+    <w:p>
+      <w:pPr>
+        <w:pStyle w:val="Ttulo3"/>
+      </w:pPr>
+      <w:bookmarkStart w:id="50" w:name="_Toc91500050"/>
+      <w:r>
+        <w:t xml:space="preserve">3.2.7 Consulta de ayuda</w:t>
+      </w:r>
+      <w:bookmarkEnd w:id="50"/>
+    </w:p>
+    <w:p>
+      <w:pPr/>
+      <w:r>
+        <w:t xml:space="preserve">Como operador, quiero consultar desde el aplicativo el manual de usuario, el video explicativo y la wiki para resolver dudas sin salir del equipo, incluso si la base de datos no está disponible.</w:t>
       </w:r>
     </w:p>
     <w:p>
@@ -4487,7 +6429,7 @@
               <w:rPr>
                 <w:rFonts w:eastAsia="Arial" w:cs="Arial"/>
               </w:rPr>
-              <w:t>Guardar id_cliente (INT suministrado por la aplicación) y nombre (VARCHAR(100) obligatorio). Si no se envía fecha_registro, MySQL asignará CURRENT_DATE. El esquema no define documento, teléfono, correo, dirección ni unicidad del nombre.</w:t>
+              <w:t xml:space="preserve">Guardar id_cliente (INT suministrado por la aplicación) y nombre (VARCHAR(100) obligatorio). Si no se envía fecha_registro, MySQL asignará CURRENT_DATE; si se envía, deberá ser una fecha válida no posterior a la fecha actual. El esquema no define documento, teléfono, correo, dirección ni unicidad del nombre.</w:t>
             </w:r>
           </w:p>
         </w:tc>
@@ -4682,7 +6624,7 @@
               <w:rPr>
                 <w:rFonts w:eastAsia="Arial" w:cs="Arial"/>
               </w:rPr>
-              <w:t>Buscar por id_producto o nombre y actualizar unidad_medida, precio_unitario o stock con los tipos y límites de db.sql. El precio mostrado en reportes de facturas será el vigente. Las claves foráneas impiden borrar productos referenciados.</w:t>
+              <w:t xml:space="preserve">Buscar por id_producto o nombre y actualizar nombre, unidad_medida, precio_unitario o stock con los tipos y límites de db.sql. La unidad no podrá cambiarse si el producto aparece en detalles. Un cambio de precio se aplicará solo a ventas posteriores. Las claves foráneas impiden borrar productos referenciados.</w:t>
             </w:r>
           </w:p>
         </w:tc>
@@ -4747,7 +6689,7 @@
               <w:rPr>
                 <w:rFonts w:eastAsia="Arial" w:cs="Arial"/>
               </w:rPr>
-              <w:t>Seleccionar un cliente y productos existentes, e indicar cantidades enteras positivas. Mostrar precio_unitario vigente y validar stock disponible antes de guardar. La unidad_medida es texto y no modifica el tipo entero de stock o cantidad.</w:t>
+              <w:t xml:space="preserve">Seleccionar un cliente, la forma de pago y productos existentes, e indicar cantidades enteras positivas, entre 1 y 100 líneas. Mostrar el precio_unitario vigente y un total estimado, y validar el stock disponible antes de guardar. La unidad_medida es texto y no modifica el tipo entero de stock o cantidad.</w:t>
             </w:r>
           </w:p>
         </w:tc>
@@ -4812,7 +6754,7 @@
               <w:rPr>
                 <w:rFonts w:eastAsia="Arial" w:cs="Arial"/>
               </w:rPr>
-              <w:t>Guardar una fila en facturas con id_factura autogenerado, id_cliente existente, fecha_factura por defecto CURRENT_TIMESTAMP y estado Pagado explícito al completar una venta. Guardar una o más filas en detalle_facturas con cantidad entera positiva. Si el estado se omite directamente en MySQL, se aplica Pendiente.</w:t>
+              <w:t xml:space="preserve">Guardar una fila en facturas con id_factura autogenerado, id_cliente existente, fecha_factura por defecto CURRENT_TIMESTAMP y estado explícito: Pagado para una venta de contado o Pendiente para una venta por cobrar. Guardar una o más filas en detalle_facturas con cantidad entera positiva y el precio_unitario vigente del producto en ese momento. Si el estado se omite directamente en MySQL, se aplica Pendiente.</w:t>
             </w:r>
           </w:p>
         </w:tc>
@@ -4877,7 +6819,7 @@
               <w:rPr>
                 <w:rFonts w:eastAsia="Arial" w:cs="Arial"/>
               </w:rPr>
-              <w:t>Calcular subtotal y total al consultar, multiplicando cantidad por el precio_unitario vigente de productos. El esquema no guarda precio histórico, subtotal ni total; una actualización de precio puede modificar los importes que muestran facturas anteriores.</w:t>
+              <w:t xml:space="preserve">Calcular subtotal y total al consultar, multiplicando la cantidad por el precio_unitario guardado en detalle_facturas. Una actualización posterior del precio del producto no modifica los importes de las facturas existentes. El esquema no almacena subtotal ni total.</w:t>
             </w:r>
           </w:p>
         </w:tc>
@@ -5007,7 +6949,7 @@
               <w:rPr>
                 <w:rFonts w:eastAsia="Arial" w:cs="Arial"/>
               </w:rPr>
-              <w:t>Buscar por id_factura, id_cliente o nombre del cliente, y fecha_factura. Mostrar el estado, la fecha, los detalles, el precio_unitario vigente, los subtotales y el total calculado. No se generará un número FAC ni se presentará un precio histórico.</w:t>
+              <w:t xml:space="preserve">Buscar por id_factura, id_cliente o nombre del cliente, y fecha_factura. Mostrar el estado, la fecha, los detalles, el precio_unitario registrado en la venta, los subtotales y el total calculado. No se generará un número FAC.</w:t>
             </w:r>
           </w:p>
         </w:tc>
@@ -5072,7 +7014,7 @@
               <w:rPr>
                 <w:rFonts w:eastAsia="Arial" w:cs="Arial"/>
               </w:rPr>
-              <w:t>Permitir en la aplicación en PHP la transición Pagado a Cancelado y reponer las cantidades una sola vez. Bloquear la cancelación repetida. El esquema admite también Pendiente, cuyo flujo de transición no se define en esta versión.</w:t>
+              <w:t xml:space="preserve">Permitir en la aplicación en PHP las transiciones Pagado a Cancelado y Pendiente a Cancelado, con confirmación, y reponer las cantidades una sola vez. Bloquear la cancelación repetida.</w:t>
             </w:r>
           </w:p>
         </w:tc>
@@ -5137,7 +7079,7 @@
               <w:rPr>
                 <w:rFonts w:eastAsia="Arial" w:cs="Arial"/>
               </w:rPr>
-              <w:t>Validar los campos obligatorios, tipos y límites definidos: nombre de hasta 100 caracteres, unidad de medida de hasta 20, precio DECIMAL(10,2) no negativo, stock entero no negativo y cantidad entera positiva. El esquema no declara unicidad para nombres ni para el par factura-producto.</w:t>
+              <w:t xml:space="preserve">Validar los campos obligatorios, tipos y límites definidos: nombre de hasta 100 caracteres, unidad de medida de hasta 20, precio DECIMAL(10,2) no negativo, stock entero no negativo, cantidad entera positiva y fecha_registro no posterior a la fecha actual. El esquema no declara unicidad para nombres ni para el par factura-producto.</w:t>
             </w:r>
           </w:p>
         </w:tc>
@@ -5267,7 +7209,137 @@
               <w:rPr>
                 <w:rFonts w:eastAsia="Arial" w:cs="Arial"/>
               </w:rPr>
-              <w:t>Incluir una portada con resumen y enlaces a siete reportes individuales: «Clientes y cantidad de facturas», «Total vigente por factura», «Unidades facturadas por producto», «Detalle de facturas», «Existencias de productos», «Facturas por estado» y «Facturas pendientes». El resumen mostrará la cantidad de clientes y de sus facturas (todos los estados); el importe vigente de las facturas con detalle; las unidades facturadas; las líneas de detalle y facturas distintas; las existencias totales; el total y desglose por estado; y la cantidad de facturas pendientes. Mantener los cálculos y filtros de 3.5.1.1.</w:t>
+              <w:t xml:space="preserve">Incluir una portada con resumen y enlaces a siete reportes individuales: «Clientes y cantidad de facturas», «Total por factura», «Unidades vendidas por producto», «Detalle de facturas», «Existencias de productos», «Facturas por estado» y «Facturas pendientes». El resumen mostrará la cantidad de clientes y de sus facturas (todos los estados); el importe de las facturas Pagado y Pendiente; las unidades vendidas en esas facturas; las líneas de detalle y facturas distintas (todos los estados); las existencias totales; el total y desglose por estado; y la cantidad de facturas pendientes. Mantener los cálculos y filtros de 3.5.1.1.</w:t>
+            </w:r>
+          </w:p>
+        </w:tc>
+      </w:tr>
+      <w:tr>
+        <w:trPr>
+          <w:cantSplit/>
+        </w:trPr>
+        <w:tc>
+          <w:tcPr>
+            <w:tcW w:w="1008" w:type="dxa"/>
+          </w:tcPr>
+          <w:p>
+            <w:pPr>
+              <w:keepLines/>
+              <w:ind w:firstLine="0"/>
+              <w:rPr>
+                <w:rFonts w:cs="Arial"/>
+              </w:rPr>
+            </w:pPr>
+            <w:r>
+              <w:rPr>
+                <w:rFonts w:eastAsia="Arial" w:cs="Arial"/>
+              </w:rPr>
+              <w:t xml:space="preserve">RF-14</w:t>
+            </w:r>
+          </w:p>
+        </w:tc>
+        <w:tc>
+          <w:tcPr>
+            <w:tcW w:w="2376" w:type="dxa"/>
+          </w:tcPr>
+          <w:p>
+            <w:pPr>
+              <w:keepLines/>
+              <w:ind w:firstLine="0"/>
+              <w:rPr>
+                <w:rFonts w:cs="Arial"/>
+              </w:rPr>
+            </w:pPr>
+            <w:r>
+              <w:rPr>
+                <w:rFonts w:eastAsia="Arial" w:cs="Arial"/>
+              </w:rPr>
+              <w:t xml:space="preserve">Registrar el pago de facturas</w:t>
+            </w:r>
+          </w:p>
+        </w:tc>
+        <w:tc>
+          <w:tcPr>
+            <w:tcW w:w="5976" w:type="dxa"/>
+          </w:tcPr>
+          <w:p>
+            <w:pPr>
+              <w:keepLines/>
+              <w:ind w:firstLine="0"/>
+              <w:rPr>
+                <w:rFonts w:cs="Arial"/>
+              </w:rPr>
+            </w:pPr>
+            <w:r>
+              <w:rPr>
+                <w:rFonts w:eastAsia="Arial" w:cs="Arial"/>
+              </w:rPr>
+              <w:t xml:space="preserve">Permitir en la aplicación en PHP la transición Pendiente a Pagado desde el comprobante, con confirmación y token CSRF, sin modificar las existencias. Rechazar la operación si la factura no está Pendiente.</w:t>
+            </w:r>
+          </w:p>
+        </w:tc>
+      </w:tr>
+      <w:tr>
+        <w:trPr>
+          <w:cantSplit/>
+        </w:trPr>
+        <w:tc>
+          <w:tcPr>
+            <w:tcW w:w="1008" w:type="dxa"/>
+          </w:tcPr>
+          <w:p>
+            <w:pPr>
+              <w:keepLines/>
+              <w:ind w:firstLine="0"/>
+              <w:rPr>
+                <w:rFonts w:cs="Arial"/>
+              </w:rPr>
+            </w:pPr>
+            <w:r>
+              <w:rPr>
+                <w:rFonts w:eastAsia="Arial" w:cs="Arial"/>
+              </w:rPr>
+              <w:t xml:space="preserve">RF-15</w:t>
+            </w:r>
+          </w:p>
+        </w:tc>
+        <w:tc>
+          <w:tcPr>
+            <w:tcW w:w="2376" w:type="dxa"/>
+          </w:tcPr>
+          <w:p>
+            <w:pPr>
+              <w:keepLines/>
+              <w:ind w:firstLine="0"/>
+              <w:rPr>
+                <w:rFonts w:cs="Arial"/>
+              </w:rPr>
+            </w:pPr>
+            <w:r>
+              <w:rPr>
+                <w:rFonts w:eastAsia="Arial" w:cs="Arial"/>
+              </w:rPr>
+              <w:t xml:space="preserve">Consultar la ayuda del aplicativo</w:t>
+            </w:r>
+          </w:p>
+        </w:tc>
+        <w:tc>
+          <w:tcPr>
+            <w:tcW w:w="5976" w:type="dxa"/>
+          </w:tcPr>
+          <w:p>
+            <w:pPr>
+              <w:keepLines/>
+              <w:ind w:firstLine="0"/>
+              <w:rPr>
+                <w:rFonts w:cs="Arial"/>
+              </w:rPr>
+            </w:pPr>
+            <w:r>
+              <w:rPr>
+                <w:rFonts w:eastAsia="Arial" w:cs="Arial"/>
+              </w:rPr>
+              <w:t xml:space="preserve">Ofrecer en Sobre nosotros el manual de usuario en PDF integrado, la página del video explicativo (assets/video/1.mp4) y el acceso a la wiki del proyecto. Estas páginas no requerirán conexión a la base de datos.</w:t>
             </w:r>
           </w:p>
         </w:tc>
@@ -5569,10 +7641,7 @@
               <w:rPr>
                 <w:rFonts w:eastAsia="Arial" w:cs="Arial"/>
               </w:rPr>
-              <w:lastRenderedPageBreak/>
-              <w:t xml:space="preserve">La aplicación y MySQL escucharán únicamente en la </w:t>
-              <w:lastRenderedPageBreak/>
-              <w:t xml:space="preserve">interfaz de bucle local. No se expondrán rutas de datos ni el puerto de MySQL a la red local o a Internet. El control de acceso al equipo corresponde al sistema operativo.</w:t>
+              <w:t xml:space="preserve">La aplicación y MySQL escucharán únicamente en la interfaz de bucle local: Apache se configurará con Listen 127.0.0.1 y MySQL con bind-address 127.0.0.1. No se expondrán rutas de datos ni el puerto de MySQL a la red local o a Internet. El control de acceso al equipo corresponde al sistema operativo.</w:t>
             </w:r>
           </w:p>
         </w:tc>
@@ -5637,7 +7706,7 @@
               <w:rPr>
                 <w:rFonts w:eastAsia="Arial" w:cs="Arial"/>
               </w:rPr>
-              <w:t>La aplicación en PHP guardará ventas y cancelaciones con sus cambios de stock en transacciones y validaciones para evitar escrituras parciales. Los ajustes manuales se aplicarán en una operación atómica por producto y se coordinarán con ventas y cancelaciones concurrentes para evitar actualizaciones perdidas o stock negativo. db.sql define claves foráneas y CHECK de stock/cantidad, pero no contiene procedimientos de venta, bloqueo ni reposición de existencias.</w:t>
+              <w:t xml:space="preserve">La aplicación en PHP guardará ventas, pagos y cancelaciones con sus cambios de stock en transacciones y validaciones para evitar escrituras parciales; las ventas bloquearán los productos en orden ascendente de id_producto. Los ajustes manuales se aplicarán en una operación atómica por producto y se coordinarán con ventas y cancelaciones concurrentes para evitar actualizaciones perdidas o stock negativo. db.sql define claves foráneas y CHECK de stock/cantidad, pero no contiene procedimientos de venta, bloqueo ni reposición de existencias.</w:t>
             </w:r>
           </w:p>
         </w:tc>
@@ -5702,7 +7771,7 @@
               <w:rPr>
                 <w:rFonts w:eastAsia="Arial" w:cs="Arial"/>
               </w:rPr>
-              <w:t xml:space="preserve">La interfaz funcionará en navegadores web modernos y permitirá imprimir el comprobante interno con las funciones habituales del navegador, conservando sus datos e importes.</w:t>
+              <w:t xml:space="preserve">La interfaz funcionará en navegadores web modernos, adaptará el menú a pantallas pequeñas y permitirá imprimir el comprobante interno con las funciones habituales del navegador, conservando sus datos e importes.</w:t>
             </w:r>
           </w:p>
         </w:tc>
@@ -5767,7 +7836,137 @@
               <w:rPr>
                 <w:rFonts w:eastAsia="Arial" w:cs="Arial"/>
               </w:rPr>
-              <w:t>El código se organizará en PHP y la estructura de la base de datos se reproducirá con db.sql: cuatro tablas, tres vistas y cinco procedimientos almacenados. El archivo no inserta datos y no define charset, collation, motor, índices únicos de negocio ni triggers.</w:t>
+              <w:t xml:space="preserve">El código se organizará en PHP sin frameworks, con la lógica de facturación separada de las vistas en servicio_facturas.php, y la estructura de la base de datos se reproducirá con db.sql: cuatro tablas, tres vistas y cinco procedimientos almacenados. Los cambios de esquema para bases existentes se entregarán como migraciones en referencias/migraciones. db.sql no inserta datos y no define charset, collation, motor, índices únicos de negocio ni triggers.</w:t>
+            </w:r>
+          </w:p>
+        </w:tc>
+      </w:tr>
+      <w:tr>
+        <w:trPr>
+          <w:cantSplit/>
+        </w:trPr>
+        <w:tc>
+          <w:tcPr>
+            <w:tcW w:w="1152" w:type="dxa"/>
+          </w:tcPr>
+          <w:p>
+            <w:pPr>
+              <w:keepLines/>
+              <w:ind w:firstLine="0"/>
+              <w:rPr>
+                <w:rFonts w:cs="Arial"/>
+              </w:rPr>
+            </w:pPr>
+            <w:r>
+              <w:rPr>
+                <w:rFonts w:eastAsia="Arial" w:cs="Arial"/>
+              </w:rPr>
+              <w:t xml:space="preserve">RNF-07</w:t>
+            </w:r>
+          </w:p>
+        </w:tc>
+        <w:tc>
+          <w:tcPr>
+            <w:tcW w:w="2232" w:type="dxa"/>
+          </w:tcPr>
+          <w:p>
+            <w:pPr>
+              <w:keepLines/>
+              <w:ind w:firstLine="0"/>
+              <w:rPr>
+                <w:rFonts w:cs="Arial"/>
+              </w:rPr>
+            </w:pPr>
+            <w:r>
+              <w:rPr>
+                <w:rFonts w:eastAsia="Arial" w:cs="Arial"/>
+              </w:rPr>
+              <w:t xml:space="preserve">Seguridad</w:t>
+            </w:r>
+          </w:p>
+        </w:tc>
+        <w:tc>
+          <w:tcPr>
+            <w:tcW w:w="5976" w:type="dxa"/>
+          </w:tcPr>
+          <w:p>
+            <w:pPr>
+              <w:keepLines/>
+              <w:ind w:firstLine="0"/>
+              <w:rPr>
+                <w:rFonts w:cs="Arial"/>
+              </w:rPr>
+            </w:pPr>
+            <w:r>
+              <w:rPr>
+                <w:rFonts w:eastAsia="Arial" w:cs="Arial"/>
+              </w:rPr>
+              <w:t xml:space="preserve">Las consultas con datos del operador usarán sentencias preparadas y toda salida HTML se escapará. Las operaciones que modifican datos exigirán POST y token CSRF. La cookie de sesión será HttpOnly y SameSite=Strict, y las páginas enviarán X-Frame-Options, X-Content-Type-Options y Referrer-Policy. Los errores técnicos se registrarán en el log sin mostrarse al operador. El aplicativo podrá usar un usuario de MySQL con permisos limitados a la_unica, y Apache no servirá el historial de Git, la configuración, las pruebas ni los scripts SQL.</w:t>
+            </w:r>
+          </w:p>
+        </w:tc>
+      </w:tr>
+      <w:tr>
+        <w:trPr>
+          <w:cantSplit/>
+        </w:trPr>
+        <w:tc>
+          <w:tcPr>
+            <w:tcW w:w="1152" w:type="dxa"/>
+          </w:tcPr>
+          <w:p>
+            <w:pPr>
+              <w:keepLines/>
+              <w:ind w:firstLine="0"/>
+              <w:rPr>
+                <w:rFonts w:cs="Arial"/>
+              </w:rPr>
+            </w:pPr>
+            <w:r>
+              <w:rPr>
+                <w:rFonts w:eastAsia="Arial" w:cs="Arial"/>
+              </w:rPr>
+              <w:t xml:space="preserve">RNF-08</w:t>
+            </w:r>
+          </w:p>
+        </w:tc>
+        <w:tc>
+          <w:tcPr>
+            <w:tcW w:w="2232" w:type="dxa"/>
+          </w:tcPr>
+          <w:p>
+            <w:pPr>
+              <w:keepLines/>
+              <w:ind w:firstLine="0"/>
+              <w:rPr>
+                <w:rFonts w:cs="Arial"/>
+              </w:rPr>
+            </w:pPr>
+            <w:r>
+              <w:rPr>
+                <w:rFonts w:eastAsia="Arial" w:cs="Arial"/>
+              </w:rPr>
+              <w:t xml:space="preserve">Verificabilidad</w:t>
+            </w:r>
+          </w:p>
+        </w:tc>
+        <w:tc>
+          <w:tcPr>
+            <w:tcW w:w="5976" w:type="dxa"/>
+          </w:tcPr>
+          <w:p>
+            <w:pPr>
+              <w:keepLines/>
+              <w:ind w:firstLine="0"/>
+              <w:rPr>
+                <w:rFonts w:cs="Arial"/>
+              </w:rPr>
+            </w:pPr>
+            <w:r>
+              <w:rPr>
+                <w:rFonts w:eastAsia="Arial" w:cs="Arial"/>
+              </w:rPr>
+              <w:t xml:space="preserve">Las reglas de venta, cobro, cancelación, reportes y restricciones de la base contarán con pruebas de integración automatizadas (PHPUnit) sobre una base de prueba independiente. Cada envío al repositorio ejecutará en GitHub Actions la validación de sintaxis de PHP y JavaScript y las pruebas, incluida una base migrada desde el esquema anterior. Cumple si todas las pruebas terminan sin fallos.</w:t>
             </w:r>
           </w:p>
         </w:tc>
@@ -5987,7 +8186,7 @@
               <w:rPr>
                 <w:rFonts w:eastAsia="Arial" w:cs="Arial"/>
               </w:rPr>
-              <w:t>Registrar productos, existencias enteras y precio vigente.</w:t>
+              <w:t xml:space="preserve">Registrar productos, existencias enteras y el precio vigente para nuevas ventas.</w:t>
             </w:r>
           </w:p>
         </w:tc>
@@ -6098,7 +8297,7 @@
               <w:rPr>
                 <w:rFonts w:eastAsia="Arial" w:cs="Arial"/>
               </w:rPr>
-              <w:t>id_detalle_factura INT AUTO_INCREMENT (PK), id_factura INT NOT NULL (FK), id_producto INT NOT NULL (FK), cantidad INT NOT NULL CHECK (cantidad &gt; 0).</w:t>
+              <w:t xml:space="preserve">id_detalle_factura INT AUTO_INCREMENT (PK), id_factura INT NOT NULL (FK), id_producto INT NOT NULL (FK), cantidad INT NOT NULL CHECK (cantidad &gt; 0), precio_unitario DECIMAL(10,2) NOT NULL CHECK (precio_unitario &gt;= 0).</w:t>
             </w:r>
           </w:p>
         </w:tc>
@@ -6118,7 +8317,7 @@
               <w:rPr>
                 <w:rFonts w:eastAsia="Arial" w:cs="Arial"/>
               </w:rPr>
-              <w:t>Relacionar factura y producto. No almacena precio_unitario, subtotal ni total.</w:t>
+              <w:t xml:space="preserve">Relacionar factura y producto, con la cantidad y el precio aplicado en la venta. No almacena subtotal ni total.</w:t>
             </w:r>
           </w:p>
         </w:tc>
@@ -6271,7 +8470,7 @@
           </w:tcPr>
           <w:p>
             <w:r>
-              <w:t>Cuenta todas las facturas de cada cliente; incluye clientes sin facturas y no filtra por estado.</w:t>
+              <w:t xml:space="preserve">Cuenta todas las facturas de cada cliente; incluye clientes sin facturas y no filtra por estado. El aplicativo usa el procedimiento equivalente; la vista se conserva para consultas directas y pruebas.</w:t>
             </w:r>
           </w:p>
         </w:tc>
@@ -6296,7 +8495,7 @@
           </w:tcPr>
           <w:p>
             <w:r>
-              <w:t>Calcula el total por factura sumando cantidad por precio_unitario actual. Usa uniones internas y no filtra estados.</w:t>
+              <w:t xml:space="preserve">Calcula el total por factura sumando cantidad por el precio_unitario guardado en detalle_facturas. Usa uniones internas, incluye el estado y excluye las facturas Cancelado.</w:t>
             </w:r>
           </w:p>
         </w:tc>
@@ -6321,7 +8520,7 @@
           </w:tcPr>
           <w:p>
             <w:r>
-              <w:t>Suma cantidades de todas las filas de detalle por producto; no excluye facturas Cancelado.</w:t>
+              <w:t xml:space="preserve">Suma las cantidades de detalle por producto, excluyendo las facturas Cancelado.</w:t>
             </w:r>
           </w:p>
         </w:tc>
@@ -6346,7 +8545,7 @@
           </w:tcPr>
           <w:p>
             <w:r>
-              <w:t>Devuelve factura, cliente, estado, fecha, producto, cantidad, precio actual y subtotal; ordena por id_factura.</w:t>
+              <w:t xml:space="preserve">Devuelve factura, cliente, estado, fecha, producto, cantidad, precio registrado y subtotal de todos los estados; ordena por id_factura y por línea.</w:t>
             </w:r>
           </w:p>
         </w:tc>
@@ -6511,7 +8710,7 @@
         <w:rPr>
           <w:rFonts w:eastAsia="Arial" w:cs="Arial"/>
         </w:rPr>
-        <w:t>Al guardar, la aplicación en PHP volverá a validar cliente, precio vigente y stock disponible. db.sql no contiene lógica para reservar o descontar existencias; esas operaciones se implementarán en la aplicación.</w:t>
+        <w:t xml:space="preserve">Al guardar, la aplicación en PHP volverá a validar el cliente y el stock disponible bajo bloqueo, y copiará al detalle el precio_unitario vigente de cada producto. db.sql no contiene lógica para reservar o descontar existencias; esas operaciones se implementarán en la aplicación.</w:t>
       </w:r>
     </w:p>
     <w:p>
@@ -6526,7 +8725,7 @@
         <w:rPr>
           <w:rFonts w:eastAsia="Arial" w:cs="Arial"/>
         </w:rPr>
-        <w:t>facturas guarda id_cliente y detalle_facturas guarda id_producto y cantidad. El esquema no copia nombre del cliente, nombre del producto ni precio_unitario a los detalles. Las consultas muestran los nombres y el precio vigentes en las tablas relacionadas.</w:t>
+        <w:t xml:space="preserve">facturas guarda id_cliente y detalle_facturas guarda id_producto, cantidad y precio_unitario. El esquema no copia el nombre del cliente ni el del producto; las consultas muestran los nombres vigentes en las tablas relacionadas.</w:t>
       </w:r>
     </w:p>
     <w:p>
@@ -6541,7 +8740,7 @@
         <w:rPr>
           <w:rFonts w:eastAsia="Arial" w:cs="Arial"/>
         </w:rPr>
-        <w:t>Actualizar productos.precio_unitario afecta el subtotal y el total que las vistas, procedimientos y pantallas calculan para facturas anteriores. El esquema no conserva un precio histórico. Las consultas de cliente también muestran el nombre vigente del registro asociado.</w:t>
+        <w:t xml:space="preserve">Actualizar productos.precio_unitario solo afecta las ventas posteriores: los subtotales y totales de las facturas existentes se calculan con el precio guardado en su detalle. Las consultas de cliente muestran el nombre vigente del registro asociado.</w:t>
       </w:r>
     </w:p>
     <w:p>
@@ -6557,7 +8756,7 @@
         <w:rPr>
           <w:rFonts w:eastAsia="Arial" w:cs="Arial"/>
         </w:rPr>
-        <w:t>El ajuste manual fijará stock a un entero no negativo en una actualización atómica. La aplicación coordinará esa operación con ventas y cancelaciones concurrentes para evitar actualizaciones perdidas y stock negativo; db.sql no implementa esa coordinación.</w:t>
+        <w:t xml:space="preserve">El ajuste manual fijará stock a un entero no negativo en una actualización atómica con bloqueo de la fila. Si el operador no modifica el stock al editar un producto, se conservará el valor vigente; si lo modifica y otra operación cambió las existencias mientras editaba, la aplicación rechazará el ajuste y mostrará el valor actual. db.sql no implementa esa coordinación.</w:t>
       </w:r>
     </w:p>
     <w:p>
@@ -6572,7 +8771,7 @@
         <w:rPr>
           <w:rFonts w:eastAsia="Arial" w:cs="Arial"/>
         </w:rPr>
-        <w:t>Al cancelar, la aplicación en PHP sumará al stock vigente las cantidades enteras del detalle, dentro de una operación atómica. La regla Pagado a Cancelado y la reposición única son reglas de aplicación, no restricciones del esquema.</w:t>
+        <w:t xml:space="preserve">Al cancelar, la aplicación en PHP sumará al stock vigente las cantidades enteras del detalle, dentro de una operación atómica. Las transiciones de estado y la reposición única son reglas de aplicación, no restricciones del esquema.</w:t>
       </w:r>
     </w:p>
     <w:p>
@@ -6587,7 +8786,7 @@
         <w:rPr>
           <w:rFonts w:eastAsia="Arial" w:cs="Arial"/>
         </w:rPr>
-        <w:t>facturas.estado_factura admite Pagado, Cancelado y Pendiente, y el valor predeterminado del esquema es Pendiente. la aplicación en PHP escribirá Pagado al completar la venta según el flujo de este SRS y solo permitirá la transición Pagado a Cancelado. No se define en esta versión el flujo de pago ni la transición de facturas Pendiente; el procedimiento de pendientes permite consultarlas.</w:t>
+        <w:t xml:space="preserve">facturas.estado_factura admite Pagado, Cancelado y Pendiente, y el valor predeterminado del esquema es Pendiente. La aplicación en PHP escribirá Pagado en una venta de contado y Pendiente en una venta por cobrar, y solo permitirá las transiciones Pendiente a Pagado (registro de pago), Pagado a Cancelado y Pendiente a Cancelado. Cancelado es un estado final.</w:t>
       </w:r>
     </w:p>
     <w:p>
@@ -6602,7 +8801,7 @@
         <w:rPr>
           <w:rFonts w:eastAsia="Arial" w:cs="Arial"/>
         </w:rPr>
-        <w:t>Los reportes calculan subtotal como cantidad por el precio_unitario vigente del producto y total como suma de subtotales. Ninguno se almacena. Por tanto, si cambia el precio_unitario, pueden cambiar los importes consultados de ventas anteriores. La aplicación usará valores decimales con dos posiciones para presentar los importes.</w:t>
+        <w:t xml:space="preserve">Los reportes calculan el subtotal como cantidad por el precio_unitario guardado en el detalle y el total como suma de subtotales. Ninguno se almacena. Los reportes de ventas (total por factura y unidades vendidas) excluyen las facturas Cancelado, cuyas unidades ya volvieron al inventario. La aplicación usará valores decimales con dos posiciones para presentar los importes.</w:t>
       </w:r>
     </w:p>
     <w:p>
@@ -6617,7 +8816,7 @@
         <w:rPr>
           <w:rFonts w:eastAsia="Arial" w:cs="Arial"/>
         </w:rPr>
-        <w:t>la aplicación en PHP guardará factura, detalles y actualización de stock dentro de una transacción para evitar cambios parciales. db.sql define restricciones de claves y CHECK, pero no implementa esa transacción.</w:t>
+        <w:t xml:space="preserve">La aplicación en PHP guardará factura, detalles y actualización de stock dentro de una transacción para evitar cambios parciales. db.sql define restricciones de claves y CHECK, pero no implementa esa transacción.</w:t>
       </w:r>
     </w:p>
     <w:p>
@@ -6663,7 +8862,7 @@
         <w:rPr>
           <w:rFonts w:eastAsia="Arial" w:cs="Arial"/>
         </w:rPr>
-        <w:t>La aplicación no permitirá modificar ni eliminar facturas guardadas ni sus detalles. Solo permitirá cancelar una factura en estado Pagado, cambiarla a Cancelado y reponer el stock según las cantidades de su detalle una sola vez. db.sql no define un identificador comercial de factura ni reglas de reutilización: id_factura es la clave primaria autogenerada.</w:t>
+        <w:t xml:space="preserve">La aplicación no permitirá modificar ni eliminar facturas guardadas ni sus detalles. Solo permitirá registrar el pago de una factura Pendiente y cancelar una factura Pagado o Pendiente, reponiendo el stock según las cantidades de su detalle una sola vez. db.sql no define un identificador comercial de factura ni reglas de reutilización: id_factura es la clave primaria autogenerada.</w:t>
       </w:r>
     </w:p>
     <w:p>
@@ -6679,6 +8878,21 @@
           <w:rFonts w:eastAsia="Arial" w:cs="Arial"/>
         </w:rPr>
         <w:t>Un producto con stock cero permanecerá visible y no se podrá agregar a la venta por decisión de la aplicación. La columna stock permite cero y la base de datos no define una etiqueta de interfaz.</w:t>
+      </w:r>
+    </w:p>
+    <w:p>
+      <w:pPr>
+        <w:pStyle w:val="Listaconvietas"/>
+        <w:ind w:left="720" w:hanging="360"/>
+        <w:rPr>
+          <w:rFonts w:cs="Arial"/>
+        </w:rPr>
+      </w:pPr>
+      <w:r>
+        <w:rPr>
+          <w:rFonts w:eastAsia="Arial" w:cs="Arial"/>
+        </w:rPr>
+        <w:t xml:space="preserve">Una fecha_registro ingresada manualmente deberá ser una fecha válida no posterior a la fecha actual; podrá ser anterior para registrar clientes antiguos.</w:t>
       </w:r>
     </w:p>
     <w:p>
@@ -6895,7 +9109,7 @@
               <w:rPr>
                 <w:rFonts w:eastAsia="Arial" w:cs="Arial"/>
               </w:rPr>
-              <w:t>clientes.nombre es obligatorio. fecha_registro tiene DEFAULT CURRENT_DATE, pero no se declara NOT NULL.</w:t>
+              <w:t xml:space="preserve">clientes.nombre es obligatorio. fecha_registro tiene DEFAULT CURRENT_DATE, pero no se declara NOT NULL; la aplicación rechaza fechas posteriores a la actual.</w:t>
             </w:r>
           </w:p>
         </w:tc>
@@ -7090,7 +9304,7 @@
               <w:rPr>
                 <w:rFonts w:eastAsia="Arial" w:cs="Arial"/>
               </w:rPr>
-              <w:t>productos.precio_unitario es obligatorio y CHECK (precio_unitario &gt;= 0); rango representable: 0.00 a 99,999,999.99.</w:t>
+              <w:t xml:space="preserve">productos.precio_unitario y detalle_facturas.precio_unitario son obligatorios y CHECK (precio_unitario &gt;= 0); rango representable: 0.00 a 99,999,999.99.</w:t>
             </w:r>
           </w:p>
         </w:tc>
@@ -7200,7 +9414,7 @@
               <w:rPr>
                 <w:rFonts w:eastAsia="Arial" w:cs="Arial"/>
               </w:rPr>
-              <w:t>INT</w:t>
+              <w:t xml:space="preserve">INT, DECIMAL(10,2)</w:t>
             </w:r>
           </w:p>
         </w:tc>
@@ -7220,7 +9434,7 @@
               <w:rPr>
                 <w:rFonts w:eastAsia="Arial" w:cs="Arial"/>
               </w:rPr>
-              <w:t>cantidad es obligatoria y CHECK (cantidad &gt; 0). id_detalle_factura es la PK autogenerada. No existe una clave compuesta ni una restricción de unicidad por producto.</w:t>
+              <w:t xml:space="preserve">cantidad es obligatoria y CHECK (cantidad &gt; 0); precio_unitario guarda el precio de la venta. id_detalle_factura es la PK autogenerada. No existe una clave compuesta ni una restricción de unicidad por producto.</w:t>
             </w:r>
           </w:p>
         </w:tc>
@@ -7285,7 +9499,7 @@
               <w:rPr>
                 <w:rFonts w:eastAsia="Arial" w:cs="Arial"/>
               </w:rPr>
-              <w:t>subtotal y total no son columnas: los reportes los calculan usando la cantidad y el precio_unitario vigente de productos.</w:t>
+              <w:t xml:space="preserve">subtotal y total no son columnas: se calculan con la cantidad y el precio_unitario guardado en detalle_facturas.</w:t>
             </w:r>
           </w:p>
         </w:tc>
@@ -7350,7 +9564,7 @@
               <w:rPr>
                 <w:rFonts w:eastAsia="Arial" w:cs="Arial"/>
               </w:rPr>
-              <w:t>El esquema no contiene documento, teléfono, correo, dirección, código de producto, descripción, número FAC, precio histórico, subtotal almacenado ni total almacenado.</w:t>
+              <w:t xml:space="preserve">El esquema no contiene documento, teléfono, correo, dirección, código de producto, descripción, número FAC, subtotal almacenado ni total almacenado.</w:t>
             </w:r>
           </w:p>
         </w:tc>
@@ -7494,7 +9708,7 @@
         <w:rPr>
           <w:rFonts w:eastAsia="Arial" w:cs="Arial"/>
         </w:rPr>
-        <w:t>RF-08 y RF-10: un producto con stock cero no se podrá agregar por la interfaz; una factura Cancelado tendrá bloqueada la cancelación. El servidor también rechazará solicitudes que intenten omitir estas reglas.</w:t>
+        <w:t xml:space="preserve">RF-08, RF-10 y RF-14: un producto con stock cero no se podrá agregar por la interfaz; una factura Cancelado tendrá bloqueados la cancelación y el registro de pago, y una factura Pagado no ofrecerá registrar el pago. El servidor también rechazará solicitudes que intenten omitir estas reglas.</w:t>
       </w:r>
     </w:p>
     <w:p>
@@ -7524,7 +9738,7 @@
         <w:rPr>
           <w:rFonts w:eastAsia="Arial" w:cs="Arial"/>
         </w:rPr>
-        <w:t>RF-07, RF-11 y RF-13: las consultas calcularán subtotales con el precio vigente. Si el precio de un producto cambia, cambiará el importe presentado para facturas anteriores; el detalle no guarda un precio histórico. Precio acepta hasta dos decimales y un máximo de 99,999,999.99.</w:t>
+        <w:t xml:space="preserve">RF-07, RF-11 y RF-13: las consultas calcularán subtotales con el precio guardado en el detalle. Si el precio de un producto cambia de 4.800 a 5.000, una factura anterior conservará su total calculado con 4.800 y las ventas nuevas usarán 5.000. Precio acepta hasta dos decimales y un máximo de 99,999,999.99.</w:t>
       </w:r>
     </w:p>
     <w:p>
@@ -7554,7 +9768,7 @@
         <w:rPr>
           <w:rFonts w:eastAsia="Arial" w:cs="Arial"/>
         </w:rPr>
-        <w:t>RNF-03 y RNF-04: el servicio atenderá en bucle local; ventas y cancelaciones usarán transacciones; los ajustes manuales se serializarán con movimientos concurrentes por producto y conservarán stock no negativo.</w:t>
+        <w:t xml:space="preserve">RNF-03, RNF-04 y RNF-07: el servicio atenderá en bucle local; ventas, pagos y cancelaciones usarán transacciones; los ajustes manuales se serializarán con movimientos concurrentes por producto y conservarán stock no negativo; una solicitud de modificación sin token CSRF válido será rechazada.</w:t>
       </w:r>
     </w:p>
     <w:p>
@@ -7566,7 +9780,84 @@
         </w:rPr>
       </w:pPr>
       <w:r>
-        <w:t>RF-13: las vistas y procedimientos devolverán los datos descritos en 3.5.1.1. Los reportes de facturas por cliente y estado cuentan registros de cualquier estado; vista_unidades_productos también incluye detalles de facturas canceladas; reporte_facturas_pendientes solo devuelve estado Pendiente.</w:t>
+        <w:t xml:space="preserve">RF-13: las vistas y procedimientos devolverán los datos descritos en 3.5.1.1. Los reportes de facturas por cliente y por estado cuentan registros de cualquier estado; vista_total_facturas y vista_unidades_productos excluyen las facturas Cancelado; reporte_facturas_pendientes solo devuelve estado Pendiente.</w:t>
+      </w:r>
+    </w:p>
+    <w:p>
+      <w:pPr>
+        <w:pStyle w:val="Listaconvietas"/>
+        <w:ind w:left="720" w:hanging="360"/>
+        <w:rPr>
+          <w:rFonts w:cs="Arial"/>
+        </w:rPr>
+      </w:pPr>
+      <w:r>
+        <w:t xml:space="preserve">RF-06 y RF-14: una venta por cobrar quedará Pendiente, descontará existencias y aparecerá en Facturas pendientes; al registrar su pago pasará a Pagado sin cambiar el stock, y una segunda solicitud de pago será rechazada.</w:t>
+      </w:r>
+    </w:p>
+    <w:p>
+      <w:pPr>
+        <w:pStyle w:val="Listaconvietas"/>
+        <w:ind w:left="720" w:hanging="360"/>
+        <w:rPr>
+          <w:rFonts w:cs="Arial"/>
+        </w:rPr>
+      </w:pPr>
+      <w:r>
+        <w:t xml:space="preserve">RF-01 y RF-11: una fecha_registro posterior a la fecha actual será rechazada; una fecha anterior será aceptada.</w:t>
+      </w:r>
+    </w:p>
+    <w:p>
+      <w:pPr>
+        <w:pStyle w:val="Listaconvietas"/>
+        <w:ind w:left="720" w:hanging="360"/>
+        <w:rPr>
+          <w:rFonts w:cs="Arial"/>
+        </w:rPr>
+      </w:pPr>
+      <w:r>
+        <w:t xml:space="preserve">RF-15: el manual de usuario y la página del video se mostrarán aunque MySQL no esté disponible.</w:t>
+      </w:r>
+    </w:p>
+    <w:p>
+      <w:pPr>
+        <w:pStyle w:val="Listaconvietas"/>
+        <w:ind w:left="720" w:hanging="360"/>
+        <w:rPr>
+          <w:rFonts w:cs="Arial"/>
+        </w:rPr>
+      </w:pPr>
+      <w:r>
+        <w:t xml:space="preserve">RNF-08: las pruebas automatizadas del repositorio terminarán sin fallos en GitHub Actions sobre una base creada con db.sql y sobre una base migrada con 001_precio_historico.sql.</w:t>
+      </w:r>
+    </w:p>
+    <w:p>
+      <w:pPr>
+        <w:pStyle w:val="Ttulo3"/>
+        <w:rPr>
+          <w:rFonts w:ascii="Arial" w:hAnsi="Arial" w:cs="Arial"/>
+        </w:rPr>
+      </w:pPr>
+      <w:bookmarkStart w:id="51" w:name="_Toc91500051"/>
+      <w:r>
+        <w:rPr>
+          <w:rFonts w:ascii="Arial" w:eastAsia="Arial" w:hAnsi="Arial" w:cs="Arial"/>
+        </w:rPr>
+        <w:t xml:space="preserve">3.5.5 Actualización de bases existentes</w:t>
+      </w:r>
+      <w:bookmarkEnd w:id="51"/>
+    </w:p>
+    <w:p>
+      <w:pPr>
+        <w:rPr>
+          <w:rFonts w:cs="Arial"/>
+        </w:rPr>
+      </w:pPr>
+      <w:r>
+        <w:rPr>
+          <w:rFonts w:eastAsia="Arial" w:cs="Arial"/>
+        </w:rPr>
+        <w:t xml:space="preserve">db.sql crea una base nueva y no es un script de actualización. Una base creada con la versión 1.4 o anterior del esquema se actualizará una sola vez, tras una copia de seguridad, con referencias/migraciones/001_precio_historico.sql. La migración agrega detalle_facturas.precio_unitario, lo rellena con el precio vigente del producto al momento de migrar, porque las ventas anteriores no conservaban su precio original, y redefine vista_total_facturas, vista_unidades_productos y reporte_detalle_facturas().</w:t>
       </w:r>
     </w:p>
     <w:p>
@@ -7595,12 +9886,17 @@
         </w:rPr>
       </w:pPr>
       <w:r>
-        <w:t>Especificación de requisitos de software (SRS): La Unica. (2026). [Documento de requisitos del proyecto, versión 1.4].</w:t>
-      </w:r>
-    </w:p>
-    <w:p>
-      <w:r>
-        <w:t>Equipo del proyecto. (2026). Esquema de la base de datos La Unica [Archivo db.sql, consultado el 27 de octubre de 2026].</w:t>
+        <w:t xml:space="preserve">Especificación de requisitos de software (SRS): La Unica. (2026). [Documento de requisitos del proyecto, versión 1.5].</w:t>
+      </w:r>
+    </w:p>
+    <w:p>
+      <w:r>
+        <w:t xml:space="preserve">Equipo del proyecto. (2026). Esquema de la base de datos La Unica [Archivo db.sql, consultado el 30 de octubre de 2026].</w:t>
+      </w:r>
+    </w:p>
+    <w:p>
+      <w:r>
+        <w:t xml:space="preserve">Equipo del proyecto. (2026). Repositorio del aplicativo La Unica [Código fuente, pruebas automatizadas y migraciones, consultado el 30 de octubre de 2026]. https://github.com/TheCarlosS5/la-unica</w:t>
       </w:r>
     </w:p>
     <w:sectPr>
